--- a/02_Proposal/Research_Proposal.docx
+++ b/02_Proposal/Research_Proposal.docx
@@ -69,7 +69,7 @@
         <w:rPr>
           <w:rFonts w:ascii="Calibri" w:eastAsia="Calibri" w:hAnsi="Calibri"/>
         </w:rPr>
-        <w:t>Lead is the best-documented of these exposures, but it is not the only one to be concerned about. Exposure to cadmium and mercury comes mainly from cigaret smoke, shellfish consumption, and industrial exposure. Both of these metals have been shown to track fairly consistently with increased odds of metabolic syndrome and several of its individual components in large observational cohorts [7-11]. Less clear is the case for selenium, which is required by the body but where blood concentrations above the physiological range have also been associated with increased prevalence of metabolic syndrome, particularly in the presence of zinc [12-14]. Manganese is the least settled of the four, with some studies showing risk increase only in specific age groups and others none [15,16]. None of these associations behaves the same way in different populations, which is itself part of the motivation for testing all five metals side-by-side in the same cohort, rather than treating lead as a stand-in for the group.</w:t>
+        <w:t>Lead is the best-documented of these exposures, but it is not the only one to be concerned about. Exposure to cadmium and mercury comes mainly from cigarette smoke, shellfish consumption, and industrial exposure. Both of these metals have been shown to track fairly consistently with increased odds of metabolic syndrome and several of its individual components in large observational cohorts [7-11]. Less clear is the case for selenium, which is required by the body but where blood concentrations above the physiological range have also been associated with increased prevalence of metabolic syndrome, particularly in the presence of zinc [12,13], although selenium deficiency has also been linked to metabolic syndrome [14]. Manganese is the least settled of the four, with some studies showing risk increase only in specific age groups and others none [15,16]. None of these associations behaves the same way in different populations, which is itself part of the motivation for testing all five metals side-by-side in the same cohort, rather than treating lead as a stand-in for the group.</w:t>
       </w:r>
     </w:p>
     <w:p>
@@ -97,7 +97,7 @@
         <w:rPr>
           <w:rFonts w:ascii="Calibri" w:eastAsia="Calibri" w:hAnsi="Calibri"/>
         </w:rPr>
-        <w:t>Most of the damage is done by insulin resistance and central obesity . Then you add on dyslipidemia and hypertension. The full mechanistic picture is not yet complete, but bad diet and lack of physical activity are clearly near the center of it [22-24].</w:t>
+        <w:t>Most of the damage is done by insulin resistance and central obesity. Then you add on dyslipidemia and hypertension. The full mechanistic picture is not yet complete, but bad diet and lack of physical activity are clearly near the center of it [22-24].</w:t>
       </w:r>
     </w:p>
     <w:p>
@@ -122,7 +122,7 @@
         <w:rPr>
           <w:rFonts w:ascii="Calibri" w:eastAsia="Calibri" w:hAnsi="Calibri"/>
         </w:rPr>
-        <w:t>Blood lead is associated with MetS throughout more than one biological pathway. As lead levels increase MetS risk increases and its individual components (blood pressure, triglycerides, fasting glucose and HDL cholesterol) all go in the predicted way. A notable data point comes from the Korea National Health and Nutrition Examination Survey where doubling blood lead alone was related with a more than 1.5-fold increase in probabilities of MetS [27]. Lead also interferes with lipid metabolism and causes insulin resistance, the two pathways that are thot to be most directly responsible for MetS, and increased lead has been independently associated with increased triglycerides and fasting glucose and decreased HDL [28,29]. There is also a cardiovascular aspect: oxidative stress generated by lead seems to aggravate circulatory dysfunction and older patients with MetS seem more susceptible to autonomic issues with continuous exposure [5,30]. Thyroid function may also play a role, as thyroid-stimulating hormone has been identified as a potential mediator between lead exposure and MetS [31].</w:t>
+        <w:t>Blood lead is associated with MetS throughout more than one biological pathway. As lead levels increase MetS risk increases and its individual components (blood pressure, triglycerides, fasting glucose and HDL cholesterol) all go in the predicted way. A notable data point comes from the Korea National Health and Nutrition Examination Survey where doubling blood lead alone was related with a more than 1.5-fold increase in probabilities of MetS [27]. Lead also interferes with lipid metabolism and causes insulin resistance, the two pathways that are thought to be most directly responsible for MetS, and increased lead has been independently associated with increased triglycerides and fasting glucose and decreased HDL [28,29]. There is also a cardiovascular aspect: oxidative stress generated by lead seems to aggravate circulatory dysfunction and older patients with MetS seem more susceptible to autonomic issues with continuous exposure [5,30]. Thyroid function may also play a role, as thyroid-stimulating hormone has been identified as a potential mediator between lead exposure and MetS [31].</w:t>
       </w:r>
     </w:p>
     <w:p>
@@ -197,7 +197,7 @@
         <w:rPr>
           <w:rFonts w:ascii="Calibri" w:eastAsia="Calibri" w:hAnsi="Calibri"/>
         </w:rPr>
-        <w:t>That interpretability matters clinically, because it is often the missing ingredient that keeps complex models out of practice. ML-SHAP combinations have already been used to predict pressure injuries in ICU patients and to assess COVID-19 reinfection risk, offering actionable, early-warning insight in both cases [46,47].</w:t>
+        <w:t>That interpretability matters clinically, because it is often the missing ingredient that keeps complex models out of practice. ML-SHAP combinations have already been used to predict mortality in ICU patients with pressure ulcers and to assess COVID-19 reinfection risk, offering actionable, early-warning insight in both cases [46,47].</w:t>
       </w:r>
     </w:p>
     <w:p>
@@ -219,7 +219,7 @@
         <w:rPr>
           <w:rFonts w:ascii="Calibri" w:eastAsia="Calibri" w:hAnsi="Calibri"/>
         </w:rPr>
-        <w:t>Taken together, the literature points to a plausible but unsettled role for blood metals (lead foremost among them, but cadmium, mercury, selenium, and manganese close behind) in the development of metabolic syndrome. Untangling which of these associations reflect real biology, and which reflect confounding by diet, smoking, or socioeconomic circumstance, will take more than another single-metal cross-sectional study. This proposal takes a two-step approach to that problem. First, machine learning ranks all five metals, alongside a broad panel of demographic, anthropometric, and lifestyle covariates, by how much each actually contributes to MetS risk once the others are accounted for, rather than assuming in advance which one matters most. Second, Mendelian Randomization takes whichever exposures come out of that ranking with a defensible genetic instrument (the metals, and any non-metal factor the modeling flags as comparably important, such as body mass index) and tests whether their contribution reflects a genuine causal effect or just confounding.</w:t>
+        <w:t>Taken together, the literature points to a plausible but unsettled role for blood metals (lead the best documented among them, alongside cadmium, mercury, selenium, and manganese) in the development of metabolic syndrome. Untangling which of these associations reflect real biology, and which reflect confounding by diet, smoking, or socioeconomic circumstance, will take more than another single-metal cross-sectional study. This proposal takes a two-step approach to that problem. First, machine learning ranks all five metals, alongside a broad panel of demographic, anthropometric, and lifestyle covariates, by how much each actually contributes to MetS risk once the others are accounted for, rather than assuming in advance which one matters most. Second, Mendelian Randomization takes whichever exposures come out of that ranking with a defensible genetic instrument (the metals, and any non-metal factor the modeling flags as comparably important, such as body mass index) and tests whether their contribution reflects a genuine causal effect or just confounding.</w:t>
       </w:r>
     </w:p>
     <w:p>
@@ -474,7 +474,7 @@
         <w:rPr>
           <w:rFonts w:ascii="Calibri" w:eastAsia="Calibri" w:hAnsi="Calibri"/>
         </w:rPr>
-        <w:t>Cadmium, mercury, and selenium carry the most consistent evidence for increased MetS risk; lead and manganese remain mixed and heavily context-dependent. Population, exposure level, and confounding all seem to be doing real work behind that variability, which is exactly the gap prospective and mechanistic studies still need to close [7,8,72].</w:t>
+        <w:t>Cadmium and mercury carry the most consistent evidence for increased MetS risk, selenium less so; lead and manganese remain mixed and heavily context-dependent. Population, exposure level, and confounding all seem to be doing real work behind that variability, which is exactly the gap prospective and mechanistic studies still need to close [7,8,72].</w:t>
       </w:r>
     </w:p>
     <w:p>
@@ -525,19 +525,18 @@
         <w:rPr>
           <w:rFonts w:ascii="Calibri" w:eastAsia="Calibri" w:hAnsi="Calibri"/>
         </w:rPr>
-        <w:lastRenderedPageBreak/>
-        <w:t>Six consecutive NHANES cycles feed this study: 2007–2008, 2009–2010, 2011–2012, 2013–2014, 2015–2016, and 2017–2018. Pooled together, they use a stratified, multistage probability design built to produce nationally representative estimates for the U.S. civilian, non-institutionalized population. Merging the examination, laboratory, and demographic files across all six cycles gives a pooled sample of roughly 59,842 individuals. That number drops once the analysis is restricted to adults aged 20 and older, down to around 34,770 participants. From there the exclusions start. Anyone missing one of the five MetS components (waist circumference, fasting glucose, HDL cholesterol, triglycerides, or systolic/diastolic blood pressure) drops out first, which brings the cohort to approximately 13,337. From that remainder, anyone with no blood-metal measurement at all (none of lead, cadmium, mercury, selenium, or manganese recorded) also drops out, since the exposure panel requires at least one measured metal per participant; a participant with, say, lead and cadmium measured but not the other three is retained. This leaves a final analytic cohort of approximately 11,144 participants. Every analytic record carries valid sampling weights and design variables, so the unweighted and weighted cohorts come out identical in size: n ≈ 11,144, shown in Figure 1 and itemized step by step in Table 2.</w:t>
-      </w:r>
-    </w:p>
-    <w:p>
-      <w:pPr>
-        <w:spacing w:after="160"/>
-      </w:pPr>
-      <w:r>
-        <w:rPr>
-          <w:rFonts w:ascii="Calibri" w:eastAsia="Calibri" w:hAnsi="Calibri"/>
-        </w:rPr>
-        <w:t>For weighted analyses, the two-year MEC weight (WTMEC2YR) is used for most descriptive statistics, adjusted for pooling six cycles together following standard NHANES guidance; for the five blood metals specifically, the cycle-appropriate weight is applied instead of WTMEC2YR throughout, because two of the six cycles measured the metals panel in only a half-subsample of eligible participants. Verified directly against each cycle's own NHANES laboratory documentation: 2007–2008, 2009–2010, 2011–2012, and 2017–2018 use WTMEC2YR for the metals; 2013–2014 and 2015–2016 use the half-subsample weight WTSH2YR instead, per that documentation's explicit instruction to do so. Standard errors for the descriptive comparisons in section 3.1.4 account for NHANES's stratified, multistage sampling design via Taylor-series linearization (the "ultimate cluster" method: between-primary-sampling-unit variance of PSU-level weighted totals, summed within and across strata), using the primary sampling unit (SDMVPSU) and stratum (SDMVSTRA) design variables directly, rather than a simplified weighted-mean approximation that ignores clustering. This is the standard approach recommended in the NHANES Analytic and Reporting Guidelines for a masked, two-PSU-per-stratum public-use design. The cleaned datasets, both weighted and unweighted, are exported for downstream modeling.</w:t>
+        <w:t>Six consecutive NHANES cycles feed this study: 2007–2008, 2009–2010, 2011–2012, 2013–2014, 2015–2016, and 2017–2018. Pooled together, they use a stratified, multistage probability design built to produce nationally representative estimates for the U.S. civilian, non-institutionalized population. Merging the examination, laboratory, questionnaire and demographic files across all six cycles gives a pooled sample of 59,842 individuals, of whom 34,770 are adults aged 20 and older. Pregnant participants (372) are excluded, because pregnancy changes waist circumference, blood pressure, lipids and glucose. Anyone missing one of the five MetS components (waist circumference, fasting glucose, HDL cholesterol, triglycerides, or blood pressure) is excluded next (20,653), mostly because triglycerides and glucose are measured only in the morning fasting subsample; then participants who did not meet the fasting criterion of 8 to 24 hours (695, identified by a zero fasting-subsample weight); and finally anyone with no blood-metal measurement at all (2,171). A participant with, say, lead and cadmium measured but not the other three is retained. The final analytic cohort is 10,879 adults (Figure 1, Table 2).</w:t>
+      </w:r>
+    </w:p>
+    <w:p>
+      <w:pPr>
+        <w:spacing w:after="160"/>
+      </w:pPr>
+      <w:r>
+        <w:rPr>
+          <w:rFonts w:ascii="Calibri" w:eastAsia="Calibri" w:hAnsi="Calibri"/>
+        </w:rPr>
+        <w:t>Because the analytic cohort is, by construction, the fasting subsample, survey-weighted descriptive statistics use the fasting-subsample weight (WTSAF2YR) divided by the number of pooled cycles, following the NHANES analytic guidelines. In 2013–2014 and 2015–2016 the metals panel was measured in a separate one-half subsample, and NCHS provides no weight for the overlap of the two subsamples, so metal estimates for those cycles are approximate; this is stated as a limitation. Standard errors account for the stratified, multistage design via Taylor-series linearization (the ultimate-cluster method) using the primary sampling unit (SDMVPSU) and stratum (SDMVSTRA) variables, as recommended for the masked public-use design. Models are fitted unweighted, since the target is individual-level discrimination rather than a population parameter.</w:t>
       </w:r>
     </w:p>
     <w:p>
@@ -552,7 +551,7 @@
         <w:lastRenderedPageBreak/>
         <w:drawing>
           <wp:inline distT="0" distB="0" distL="0" distR="0" wp14:anchorId="3942361D" wp14:editId="3C22CEBA">
-            <wp:extent cx="4424855" cy="7406640"/>
+            <wp:extent cx="4424855" cy="5441552"/>
             <wp:effectExtent l="0" t="0" r="0" b="0"/>
             <wp:docPr id="1001" name="Figure1_DataCleaningPipeline"/>
             <wp:cNvGraphicFramePr>
@@ -574,7 +573,7 @@
                   <pic:spPr>
                     <a:xfrm>
                       <a:off x="0" y="0"/>
-                      <a:ext cx="4424855" cy="7406640"/>
+                      <a:ext cx="4424855" cy="5441552"/>
                     </a:xfrm>
                     <a:prstGeom prst="rect">
                       <a:avLst/>
@@ -621,7 +620,7 @@
         <w:rPr>
           <w:rFonts w:ascii="Calibri" w:eastAsia="Calibri" w:hAnsi="Calibri"/>
         </w:rPr>
-        <w:t>AHA/NHLBI (2005) thresholds, harmonized with the drug-treatment clause from the 2009 joint interim statement (Alberti et al., Circulation 2009;120:1640–1645, building on Grundy et al., Circulation 2005;112:2735–2752), set the cutoffs here. Each of the five MetS components becomes a yes/no flag on an OR basis: a component is scored positive if the lab/exam threshold is crossed: abdominal obesity (waist circumference ≥ 102 cm in men, ≥ 88 cm in women), hypertriglyceridemia (triglycerides ≥ 150 mg/dL), low HDL-C (&lt; 40 mg/dL in men, &lt; 50 mg/dL in women), elevated blood pressure (systolic ≥ 130 mmHg or diastolic ≥ 85 mmHg), or impaired fasting glucose (≥ 100 mg/dL), OR if the participant reports current drug treatment for that condition: antihypertensive medication (BPQ050A) for the blood-pressure component, cholesterol-lowering medication (BPQ100D) for both the HDL and triglyceride components (NHANES asks only one cholesterol-medication question across all six cycles, so it is applied to both lipid components, consistent with standard practice in the NHANES MetS literature), and insulin or oral diabetes medication (DIQ050, DIQ070) for the glucose component. Sum the flags for each participant, apply a threshold of three or more positive criteria, and MetS status gets assigned automatically, a classification step that stays transparent and fully reproducible within the pipeline. All four medication variables are used only to build this label and, like the five lab/exam components themselves, are excluded entirely from the predictor set (section 3.1.3) to avoid outcome leakage. Applying the drug-treatment clause reclassifies 1,201 of 11,144 participants from MetS-negative to MetS-positive under the lab-only definition (0 participants move the other direction, as the OR logic requires), raising the analytic cohort's MetS prevalence from 35.55% (lab/exam criteria alone) to 46.33% (harmonized definition). Both definitions are retained in the analytic dataset, and a dedicated sensitivity analysis (section 3.1.7) re-fits the top-ranked models against the lab-only label to quantify how much of the headline result depends on this definitional choice.</w:t>
+        <w:t>Metabolic syndrome is defined by the harmonized criteria of the 2009 joint interim statement (Alberti et al., Circulation 2009;120:1640–1645), which retain the 2005 AHA/NHLBI thresholds and drug-treatment clauses (Grundy et al., Circulation 2005;112:2735–2752). Each component is a yes/no flag scored positive if the measured value crosses the threshold, abdominal obesity (waist circumference ≥ 102 cm in men, ≥ 88 cm in women), hypertriglyceridemia (triglycerides ≥ 150 mg/dL), low HDL-C (&lt; 40 mg/dL in men, &lt; 50 mg/dL in women), elevated blood pressure (mean systolic ≥ 130 mmHg or mean diastolic ≥ 85 mmHg, averaged over all valid readings), or impaired fasting glucose (≥ 100 mg/dL), OR if the participant reports current drug treatment for that condition: antihypertensive medication (BPQ050A) for blood pressure, insulin or oral diabetes medication (DIQ050, DIQ070) for glucose, and cholesterol-lowering medication (BPQ100D) for the two lipid components. NHANES does not name the cholesterol drug, whereas the guideline's lipid clause refers to drugs such as fibrates and nicotinic acid, so applying BPQ100D to both lipid components is a stated modelling choice that is tested in a sensitivity analysis. Three or more positive components define MetS. The four medication items and the five component measurements build the label only and are excluded from the predictor set (section 3.1.3). The treatment clauses reclassify 1,237 of 10,879 participants from MetS-negative to MetS-positive (none move the other way), raising prevalence from 35.32% (measured values only) to 46.69% (harmonized definition). Sensitivity analyses (section 3.1.7) re-fit the leading models with the measured-value-only label, without the lipid-medication clause, and with blood pressure from the first reading only.</w:t>
       </w:r>
     </w:p>
     <w:p>
@@ -657,7 +656,7 @@
         <w:rPr>
           <w:rFonts w:ascii="Calibri" w:eastAsia="Calibri" w:hAnsi="Calibri"/>
         </w:rPr>
-        <w:t>The predictor set instead draws on four categories, pulled directly from the NHANES tables via the preprocessing script. Blood metals anchor the exposure side: lead (LBXBPB), cadmium (LBXBCD), total mercury (LBXTHG), selenium (LBXBSE), and manganese (LBXBMN), all measured in the same PBCD laboratory module. Demographic and socioeconomic covariates cover age (RIDAGEYR), sex (RIAGENDR), race/ethnicity (RIDRETH1), education level (DMDEDUC2), marital status (DMDMARTL), household size (DMDHHSIZ), the income-to-poverty ratio (INDFMPIR), and examination month (RIDEXMON, included because blood lead and several other analytes show a modest seasonal pattern in NHANES). Body mass index (BMXBMI) is the sole anthropometric predictor; hip circumference was considered and dropped after a collinearity screen (run on the training partition only, after the train/test split, so the screen itself cannot leak test-set information into a predictor-selection decision) found it correlated with BMI at r = 0.937 and missing in 82.0% of the training partition, making it redundant rather than informative. Lifestyle and behavioral covariates round out the set: smoking history and current intensity (SMQ020, SMQ040), alcohol consumption (ALQ_EVER, ALQ130), self-rated diet quality (DBQ700), vigorous work activity, vigorous recreational activity, and moderate recreational activity (PAQ605, PAQ650, PAQ665), active-transportation minutes (PAD645), and resting pulse (BPXPLS). ALQ_EVER is a harmonized alcohol-use gatekeeper variable rather than a single raw NHANES field: the survey's "ever consumed alcohol" question changed codes mid-series (ALQ101 in 2007–2016, ALQ111 in 2017–2018 only, confirmed via non-null counts per cycle), so the two are combined into one 0/1 indicator to avoid what would otherwise be 82.6% structural missingness in this analytic cohort from treating ALQ111 alone as a six-cycle predictor. Active-transportation minutes (PAD645) is similarly cleaned against its own NHANES skip pattern before imputation: participants who answer "No" to the gating question on walking or bicycling for transportation (PAQ635) are correctly coded as zero minutes rather than left as missing, since NHANES's questionnaire routes them past PAD645 entirely. Records without a defined MetS status are dropped; categorical variables are one-hot or ordinally encoded depending on whether the underlying categories are unordered or ranked; continuous variables are median-imputed and standardized, each paired with an always-present binary indicator flagging whether that value was actually observed (so structural or systematic missingness, for example selenium and manganese not being measured at all in the 2007–2010 cycles, remains visible to the model as information rather than being silently absorbed into an imputed constant); and all of this happens only inside the model-fitting step described in section 3.1.6, never beforehand, so that no information from a held-out fold or the test set leaks into the values used to train on the rest of the data.</w:t>
+        <w:t>The predictor set draws on four categories. Blood metals anchor the exposure side: lead (LBXBPB), cadmium (LBXBCD), total mercury (LBXTHG), selenium (LBXBSE), and manganese (LBXBMN), all measured in the same whole-blood laboratory module. Demographic and socioeconomic covariates cover age (RIDAGEYR), sex (RIAGENDR), race/ethnicity (RIDRETH1), education (DMDEDUC2), marital status (DMDMARTL), household size (DMDHHSIZ), the income-to-poverty ratio (INDFMPIR), and examination period (RIDEXMON). Body mass index (BMXBMI) is the sole anthropometric predictor; hip circumference was dropped after a collinearity screen on the training partition only found it correlated with BMI at r = 0.932 and missing in 81.3% of the training partition. Because BMI is strongly correlated with waist circumference, which defines one MetS component, part of BMI's predictive weight is close to definitional; a model without BMI is fitted for comparison. Lifestyle covariates are smoking history and current intensity (SMQ020, SMQ040; never-smokers are coded as not smoking now, since NHANES skips them past SMQ040), alcohol (any alcohol in the past 12 months, built the same way in every cycle from the past-year drinking frequency, and average drinks per drinking day, ALQ130, set to zero for past-year non-drinkers), self-rated diet quality (DBQ700), vigorous work, vigorous recreational and moderate recreational activity (PAQ605, PAQ650, PAQ665), active-transportation minutes (PAD645, zero when the gating question PAQ635 is answered no), and resting pulse (BPXPLS). Refusal and don't-know codes are recoded to missing using each item's own code width, so genuine answers such as 7 or 9 drinks are kept. Categorical variables are one-hot or ordinally encoded; continuous variables are median-imputed and standardized, and each continuous predictor with missing values carries a binary indicator (1 = missing), with one shared indicator for selenium and manganese, which were not assayed in 2007–2010. All imputation, scaling and resampling happens inside the model-fitting pipeline (section 3.1.6), never beforehand, so no information from a held-out fold or the test set leaks into training.</w:t>
       </w:r>
     </w:p>
     <w:p>
@@ -682,7 +681,7 @@
         <w:rPr>
           <w:rFonts w:ascii="Calibri" w:eastAsia="Calibri" w:hAnsi="Calibri"/>
         </w:rPr>
-        <w:t>The baseline analysis follows the NHANES complex-survey protocol without deviation. After loading the pooled 2007–2018 dataset with the cycle- and variable-appropriate weight (WTMEC2YR generally; WTSH2YR for the two blood-metals half-subsample cycles, per section 3.1.1), survey-weighted domain means are computed for each continuous variable (age, BMI, waist circumference, systolic and diastolic blood pressure, HDL-C, fasting glucose, and all five blood metals) separately for the MetS and non-MetS groups, with standard errors and between-group Wald tests obtained via Taylor-series linearization (the ultimate-cluster method) using the primary sampling unit (SDMVPSU) and stratum (SDMVSTRA) design variables, not a renormalized-weight approximation that ignores clustering, and not a simple-random-sample variance formula applied naively to a subgroup, but a proper domain (subpopulation) estimator in which non-domain-member rows still contribute their primary sampling unit's structure to the variance calculation. For the categorical covariates (sex, race/ethnicity, education, and marital status), weights are summed within each level and MetS status to produce weighted percentage shares (each with its own Taylor-linearized standard error), and an unweighted chi-square test on weight-rescaled contingency tables provides a descriptive, though not fully design-corrected, association test; a formal Rao-Scott-corrected categorical test is left to a dedicated survey package (e.g., R's `survey`) if the target journal requires it. Staying weight- and design-adjusted throughout keeps the descriptive comparisons faithful to NHANES's multistage sampling design and its varying, cycle-dependent selection probabilities.</w:t>
+        <w:t>The baseline analysis follows the NHANES complex-survey protocol. Using the fasting-subsample weight divided by the number of cycles (section 3.1.1), survey-weighted domain means are computed separately for the MetS and non-MetS groups for age, BMI and the income-to-poverty ratio, and weighted geometric means for the five blood metals, which are strongly right-skewed. Weighted percentages are computed for sex, race/ethnicity, education and smoking history. Standard errors use Taylor-series linearization with domain estimation; the difference between groups is linearized directly, so the covariance between the two domains is included, and is tested with a design-based t test (on the log scale for the metals) or, for categorical variables, the design-based adjusted Wald F test, with degrees of freedom equal to the number of primary sampling units minus the number of strata.</w:t>
       </w:r>
     </w:p>
     <w:p>
@@ -732,7 +731,7 @@
         <w:rPr>
           <w:rFonts w:ascii="Calibri" w:eastAsia="Calibri" w:hAnsi="Calibri"/>
         </w:rPr>
-        <w:t>The cleaned NHANES cohort is split 80/20 into training and hold-out test sets, stratified on MetS status, to check out-of-sample performance; the test set is set aside immediately after cleaning and is not touched again until final evaluation. Eleven algorithms are trained: logistic regression, decision tree, random forest, gradient boosting, LightGBM, XGBoost, CatBoost, support vector machine, Gaussian Naive Bayes, multilayer perceptron, and k-nearest neighbors, each predicting the binary, medication-adjusted MetS label from the panel of metal, demographic, anthropometric, and lifestyle predictors described above, never from the biomarkers or medication-use variables that define MetS itself. Hyperparameters for each algorithm are tuned by grid or randomized search under stratified 10-fold cross-validation on the training partition only, scored on ROC AUC. Class imbalance (46.33% MetS prevalence under the harmonized outcome definition) is handled with SMOTENC rather than plain SMOTE, because the feature matrix mixes continuous measurements with one-hot and binary categorical variables; SMOTENC generates synthetic continuous values by interpolation as SMOTE would, but assigns categorical values by majority vote among nearest neighbors instead of interpolating them, which avoids manufacturing fractional, non-existent category values (e.g., a synthetic "sex" of 0.4) that plain SMOTE would otherwise produce on a mixed feature space. SMOTENC is refit fresh inside every cross-validation fold and inside the final training fit, never applied once to the whole dataset beforehand, so that synthetic minority-class samples are always generated from training data alone. Each continuous predictor also carries an always-present, separately-fit missingness indicator (see section 3.1.3) alongside its median-imputed value, so that structurally or systematically missing measurements remain visible to the model as information. The decision threshold used for each model's sensitivity/specificity trade-off is chosen from out-of-fold predictions on the training partition via the Youden index, not from the test set, keeping every step that could leak test-set information out of the process that produces the final, once-touched evaluation. Running eleven algorithms (from simple and fully interpretable through complex ensembles) and testing all of them on the same untouched 20% of subjects means the resulting AUC, calibration, and error metrics reflect genuine generalization rather than an artifact of any one algorithm's fit to this particular sample.</w:t>
+        <w:t>The cleaned NHANES cohort is split 80/20 into training and hold-out test sets, stratified on MetS status, to check out-of-sample performance; the test set is set aside immediately after cleaning and is not touched again until final evaluation. Eleven algorithms are trained: logistic regression, decision tree, random forest, gradient boosting, LightGBM, XGBoost, CatBoost, support vector machine, Gaussian Naive Bayes, multilayer perceptron, and k-nearest neighbors, each predicting the binary, medication-adjusted MetS label from the panel of metal, demographic, anthropometric, and lifestyle predictors described above, never from the biomarkers or medication-use variables that define MetS itself. Hyperparameters for each algorithm are tuned over a small grid (at most 12 configurations, searched exhaustively) under stratified 10-fold cross-validation on the training partition only, scored on ROC AUC. Class imbalance (46.69% MetS prevalence under the harmonized outcome definition) is handled with SMOTENC rather than plain SMOTE, because the feature matrix mixes continuous measurements with one-hot and binary categorical variables; SMOTENC generates synthetic continuous values by interpolation as SMOTE would, but assigns categorical values by majority vote among nearest neighbors instead of interpolating them, which avoids manufacturing fractional, non-existent category values (e.g., a synthetic "sex" of 0.4) that plain SMOTE would otherwise produce on a mixed feature space. SMOTENC is refit fresh inside every cross-validation fold and inside the final training fit, never applied once to the whole dataset beforehand, so that synthetic minority-class samples are always generated from training data alone. Each continuous predictor with missing values also carries a missing-value indicator (see section 3.1.3) alongside its median-imputed value. The decision threshold used for each model's sensitivity/specificity trade-off is chosen from out-of-fold predictions on the training partition via the Youden index, not from the test set, keeping every step that could leak test-set information out of the process that produces the final, once-touched evaluation. Running eleven algorithms (from simple and fully interpretable through complex ensembles) and testing all of them on the same untouched 20% of subjects means the resulting AUC, calibration, and error metrics reflect genuine generalization rather than an artifact of any one algorithm's fit to this particular sample.</w:t>
       </w:r>
     </w:p>
     <w:p>
@@ -757,18 +756,18 @@
         <w:rPr>
           <w:rFonts w:ascii="Calibri" w:eastAsia="Calibri" w:hAnsi="Calibri"/>
         </w:rPr>
-        <w:t>Evaluation runs entirely in Python (3.10+), using scikit-learn, imbalanced-learn, LightGBM, XGBoost, CatBoost, and SHAP, chosen for reproducibility and because the leakage-safe pipeline described above depends on scikit-learn's Pipeline object refitting preprocessing and SMOTENC inside every fold, a guarantee that is harder to enforce across a mixed-language workflow. Feeding the 20% test set into each fitted pipeline generates ROC curves and confusion matrices for every classifier; from those, AUC with a bootstrap 95% confidence interval, AUPRC, Brier score, Youden's index, accuracy, sensitivity, specificity, F1 score, Cohen's kappa, positive predictive value, and negative predictive value are all derived, at both the Youden-optimal and a fixed 0.5 cutoff for transparency. Because the top few models by point-estimate AUC on a roughly 2,200-participant test set routinely sit within a fraction of a percentage point of each other (well inside plausible sampling noise), a paired bootstrap test (same resampled test-set rows applied to every model within each of 1,000 draws) additionally compares the top-ranked model against every other model and flags which ones are not statistically distinguishable from it at the 95% level; that flag is carried through every subsequent table and figure that ranks models, so the results never present a coin-flip-sized margin as a definitive "best" algorithm. Calibration curves confirm whether predicted risk lines up with observed MetS prevalence. Interpretability comes last: SHAP supplies summary bar plots, beeswarm plots, dependence plots (including a dedicated panel comparing all five metals on a common scale, regardless of each metal's individual rank), force plots, and decision plots to quantify each feature's impact; permutation importance, computed independently across the top several models, cross-checks that ranking for agreement rather than relying on a single model's SHAP output alone.</w:t>
-      </w:r>
-    </w:p>
-    <w:p>
-      <w:pPr>
-        <w:spacing w:after="160"/>
-      </w:pPr>
-      <w:r>
-        <w:rPr>
-          <w:rFonts w:ascii="Calibri" w:eastAsia="Calibri" w:hAnsi="Calibri"/>
-        </w:rPr>
-        <w:t>Four further checks round out the evaluation. A decision-curve analysis compares each model's net clinical benefit against treat-all and treat-none baselines across a range of risk thresholds, since discrimination alone does not establish that a model would change a clinical decision for the better. A subgroup analysis recomputes AUC with bootstrap confidence intervals within sex, race/ethnicity, and age-tertile strata, to check whether performance holds up evenly across the population or concentrates in one group. Four sensitivity analyses on the top-ranked models (adding a diagnosed-diabetes indicator to the predictor set, comparing SMOTENC against class-weighting as the imbalance-handling strategy, comparing the full five-metal panel against a lead-only panel, and comparing the harmonized, medication-adjusted outcome label used throughout this study against the original lab/exam-only definition) show how much the headline results depend on choices that could reasonably have gone the other way. The last of these is the most consequential: because the medication-adjustment clause alone reclassifies 1,201 participants and shifts cohort MetS prevalence by nearly 11 percentage points (section 3.1.2), this sensitivity analysis directly quantifies how much of any reported model's apparent discriminative performance is attributable to that single definitional choice, holding the feature set, models, and cross-validation folds otherwise identical.</w:t>
+        <w:t>Evaluation runs entirely in Python (3.11–3.13), using scikit-learn, imbalanced-learn, LightGBM, XGBoost, CatBoost, and SHAP, chosen for reproducibility and because the leakage-safe pipeline described above depends on scikit-learn's Pipeline object refitting preprocessing and SMOTENC inside every fold, a guarantee that is harder to enforce across a mixed-language workflow. Feeding the 20% test set into each fitted pipeline generates ROC curves and confusion matrices for every classifier; from those, AUC, AUPRC, Brier score, Youden's index, accuracy, sensitivity, specificity, F1 score, Cohen's kappa, positive predictive value, and negative predictive value are all derived, each with a 1,000-resample bootstrap 95% confidence interval, at both the Youden-optimal and a fixed 0.5 cutoff for transparency. Because the top few models by point-estimate AUC on a roughly 2,200-participant test set routinely sit within a fraction of a percentage point of each other (well inside plausible sampling noise), DeLong's test for correlated AUROCs compares the top-ranked model against every other model, with a paired-bootstrap confidence interval for each difference, and flags which models are not statistically distinguishable from it at the 95% level; that flag is carried through every subsequent table and figure that ranks models, so the results never present a coin-flip-sized margin as a definitive "best" algorithm. Calibration curves confirm whether predicted risk lines up with observed MetS prevalence. Interpretability comes last: SHAP supplies summary bar plots, beeswarm plots, dependence plots (including a dedicated panel comparing all five metals on a common scale, regardless of each metal's individual rank), force plots, and decision plots to quantify each feature's impact; permutation importance, computed independently across the top several models, cross-checks that ranking for agreement rather than relying on a single model's SHAP output alone.</w:t>
+      </w:r>
+    </w:p>
+    <w:p>
+      <w:pPr>
+        <w:spacing w:after="160"/>
+      </w:pPr>
+      <w:r>
+        <w:rPr>
+          <w:rFonts w:ascii="Calibri" w:eastAsia="Calibri" w:hAnsi="Calibri"/>
+        </w:rPr>
+        <w:t>Further checks round out the evaluation. A decision-curve analysis compares net benefit against treat-all and treat-none strategies across threshold probabilities from 2% to 80%. A subgroup analysis recomputes discrimination and calibration within sex, race/ethnicity and age-tertile strata. Sensitivity analyses on the three leading models, each with its tuned hyperparameters, add a diagnosed-diabetes indicator, replace SMOTENC with class weighting, restrict the metal panel to lead, and substitute three alternative outcome definitions (measured values only, no lipid-medication clause, first blood-pressure reading only). Research question Q3 is answered directly by refitting the leading model without the five metals, with lead as the only metal, and without BMI, and by a logistic regression on age and BMI alone, each compared with the full model on the same test participants by DeLong's test. Repeated stratified 10-fold cross-validation (five repeats) shows how much performance varies between data partitions, and a temporal validation re-tunes and refits the leading algorithm on the 2007–2014 cycles and tests it on 2015–2018.</w:t>
       </w:r>
     </w:p>
     <w:p>
@@ -806,20 +805,18 @@
         <w:rPr>
           <w:rFonts w:ascii="Calibri" w:eastAsia="Calibri" w:hAnsi="Calibri"/>
         </w:rPr>
-        <w:t>This MR study is designed to test whether blood metal exposures, together with any non-metal factor the machine-learning phase identifies as a comparably strong predictor, have a causal effect on Metabolic Syndrome risk and its individual components in individuals of predominantly European ancestry (Fig. 2), drawing on publicly available summary-level GWAS data; Table 3 summarizes the resulting instrument–exposure–outcome structure exposure by exposure.</w:t>
-      </w:r>
-    </w:p>
-    <w:p>
-      <w:pPr>
-        <w:spacing w:after="160"/>
-      </w:pPr>
-      <w:r>
-        <w:rPr>
-          <w:rFonts w:ascii="Calibri" w:eastAsia="Calibri" w:hAnsi="Calibri"/>
-        </w:rPr>
-        <w:t xml:space="preserve">The exposure list is not fixed independently of the modeling phase; it is anchored to two criteria applied jointly. First, the exposure has to place among the higher-ranked predictors in the SHAP and permutation-importance analysis described in section 3.1.7: in a preliminary run of this exact pipeline on the 11,144-participant analytic cohort described in section 3.1.1, body mass index and age dominated the ranking by a wide margin, blood metals clustered in the middle to lower portion of the ranking, with lead ranking the most consistently important of the five metals across the independently trained models (present in the permutation-importance top 10 for all four leading models) while cadmium showed the sharpest disagreement between its SHAP and permutation-based rankings; alcohol intake fell in that same middle range alongside the metals, while physical activity emerged as one of the strongest predictors in the entire model, third overall behind only body mass index and age. Second, and just as important, the exposure has to have a genome-wide-significant genetic instrument published in the literature. A predictor with a strong association-model signal but no valid </w:t>
-        <w:lastRenderedPageBreak/>
-        <w:t>instrument cannot be tested by MR at all, and a weaker signal with a strong instrument is still worth testing, because an associational ranking and a causal test are answering different questions: a factor can be predictive without being causal, or causal without being the single strongest predictor in a model trained on observational data. Table 1 lists the resulting candidate exposures against the instrument evidence located for each.</w:t>
+        <w:t>This MR study tests whether blood metal exposures, together with any non-metal factor the machine-learning phase identifies as a comparably strong predictor, have a causal effect on the individual components of metabolic syndrome in individuals of predominantly European ancestry (Figure 2), using publicly available summary-level GWAS data; Table 3 summarizes the instrument–exposure–outcome structure.</w:t>
+      </w:r>
+    </w:p>
+    <w:p>
+      <w:pPr>
+        <w:spacing w:after="160"/>
+      </w:pPr>
+      <w:r>
+        <w:rPr>
+          <w:rFonts w:ascii="Calibri" w:eastAsia="Calibri" w:hAnsi="Calibri"/>
+        </w:rPr>
+        <w:t>Exposures are chosen by two criteria applied jointly. The first is the machine-learning evidence (section 3.1.7). In the final run on the 10,879-participant cohort, body mass index and age dominated the ranking; the five metals sat in the middle and lower part of it, and removing all five changed test-set discrimination by −0.0001 AUROC units (DeLong p = 0.951). The metal evidence, from strongest to weakest by mean rank across the four leading models, was: lead (permutation rank 11 of 32 in CatBoost, above its permutation standard deviation; 6 to 11 across the four leading models); selenium (permutation rank 16 of 32 in CatBoost, within its permutation standard deviation; 9 to 16 across the four leading models); cadmium (permutation rank 13 of 32 in CatBoost, above its permutation standard deviation; 13 to 16 across the four leading models); mercury (permutation rank 15 of 32 in CatBoost, within its permutation standard deviation; 15 to 30 across the four leading models); manganese (permutation rank 17 of 32 in CatBoost, within its permutation standard deviation; 17 to 32 across the four leading models). Lead, the most stable metal across models, and selenium, the next most stable, are the primary metal exposures. Cadmium is secondary: its signal was distinguishable from noise in CatBoost but less stable across models, and it has the strongest prior literature and a published never-smoker instrument. The second criterion is a usable genetic instrument under the rule in section 3.2.3, applied identically to every exposure. An associational ranking and a causal test answer different questions: a factor can be predictive without being causal, or causal without being the strongest predictor in observational data, so exposures with a weaker ML signal but a usable instrument are retained as exploratory. Table 1 lists the candidate exposures against the evidence for each.</w:t>
       </w:r>
     </w:p>
     <w:p>
@@ -833,7 +830,7 @@
         </w:rPr>
         <w:drawing>
           <wp:inline distT="0" distB="0" distL="0" distR="0" wp14:anchorId="1E618765" wp14:editId="1E93EEA8">
-            <wp:extent cx="5943600" cy="5083311"/>
+            <wp:extent cx="5943600" cy="4421994"/>
             <wp:effectExtent l="0" t="0" r="0" b="0"/>
             <wp:docPr id="1002" name="Figure2_MRStudyDesign"/>
             <wp:cNvGraphicFramePr>
@@ -855,7 +852,7 @@
                   <pic:spPr>
                     <a:xfrm>
                       <a:off x="0" y="0"/>
-                      <a:ext cx="5943600" cy="5083311"/>
+                      <a:ext cx="5943600" cy="4421994"/>
                     </a:xfrm>
                     <a:prstGeom prst="rect">
                       <a:avLst/>
@@ -902,18 +899,18 @@
         <w:rPr>
           <w:rFonts w:ascii="Calibri" w:eastAsia="Calibri" w:hAnsi="Calibri"/>
         </w:rPr>
-        <w:t>GWAS summary statistics are drawn from the IEU OpenGWAS project (https://gwas.mrcieu.ac.uk/) and, where a trait is not indexed there, directly from the original publication's supplementary data. Independent datasets drawn from populations of matched ancestry are selected wherever possible to limit confounding in the genetic associations, and a two-sample MR design is implemented separately for each exposure–outcome pair.</w:t>
-      </w:r>
-    </w:p>
-    <w:p>
-      <w:pPr>
-        <w:spacing w:after="160"/>
-      </w:pPr>
-      <w:r>
-        <w:rPr>
-          <w:rFonts w:ascii="Calibri" w:eastAsia="Calibri" w:hAnsi="Calibri"/>
-        </w:rPr>
-        <w:t>For the metals, exposure instruments come from genome-wide meta-analyses of blood metal concentrations: cadmium and manganese from Ng et al.'s toxic-metals GWAS and the multi-element GWAS by Moksnes et al. [73,74], cadmium specifically also from the never-smoker cadmium GWAS by Borné et al. [75], selenium from Cornelis et al.'s GWAS of blood selenium concentrations [76], and lead from the same genome-wide meta-analyses of blood and erythrocyte metal concentrations, no larger dedicated blood-lead GWAS being available at the time of writing [73,74]. Mercury is the one metal for which no genome-wide-significant instrument currently exists in the published literature (the largest GWAS of blood mercury to date, in pregnant women and children of European ancestry, identified suggestive but not genome-wide-significant loci [77]), so mercury is not carried into the primary two-sample MR analysis. It will be added only if a qualifying instrument becomes available during the study period, using the same protocol as the other four metals; this decision is revisited explicitly in section 3.2.3. For the non-metal exposure(s) that the modeling phase flags as comparably important, body mass index draws on the GIANT consortium meta-analysis [78,79], and alcohol consumption and physical activity, both retained following the modeling phase, with physical activity emerging as one of the strongest non-metal predictors overall (third of 33 predictors by SHAP magnitude, behind only body mass index and age), draw on the GSCAN consortium [80] and the UK Biobank accelerometer-derived physical-activity GWAS [81] respectively.</w:t>
+        <w:t>GWAS summary statistics are drawn from the IEU OpenGWAS project (https://gwas.mrcieu.ac.uk/) and, where a trait is not indexed there, directly from the original publication's supplementary data. Independent datasets drawn from populations of matched ancestry are selected wherever possible to limit confounding in the genetic associations, and a two-sample MR design is implemented separately for each exposure–outcome pair. Where the exposure and outcome GWAS share participants (for example UK Biobank contributes to both the BMI and some blood-pressure GWAS), sample overlap is reported and a non-overlapping outcome source is preferred.</w:t>
+      </w:r>
+    </w:p>
+    <w:p>
+      <w:pPr>
+        <w:spacing w:after="160"/>
+      </w:pPr>
+      <w:r>
+        <w:rPr>
+          <w:rFonts w:ascii="Calibri" w:eastAsia="Calibri" w:hAnsi="Calibri"/>
+        </w:rPr>
+        <w:t>For the metals, exposure instruments come from genome-wide meta-analyses of blood metal concentrations: lead, cadmium and manganese from Ng et al.'s toxic-metals GWAS and the multi-element GWAS by Moksnes et al. [73,74], cadmium also from the never-smoker cadmium GWAS by Borné et al. [75], and selenium from Cornelis et al.'s GWAS of blood selenium concentrations [76]. For mercury, the largest GWAS of blood mercury to date, in pregnant women and children of European ancestry, reported suggestive but not genome-wide-significant loci [77]; mercury is therefore analysed as an exploratory exposure under the relaxed threshold of section 3.2.3, and only if its instrument passes the strength check. Body mass index draws on the GIANT consortium meta-analyses [78,79], alcohol consumption on the GSCAN consortium [80], and physical activity on the UK Biobank accelerometer-derived GWAS [81]; the latter measures overall device-measured activity, whereas the machine-learning signal came from self-reported vigorous recreational activity, so the two constructs are not identical.</w:t>
       </w:r>
     </w:p>
     <w:p>
@@ -949,7 +946,7 @@
         <w:rPr>
           <w:rFonts w:ascii="Calibri" w:eastAsia="Calibri" w:hAnsi="Calibri"/>
         </w:rPr>
-        <w:t>Instrument SNPs are normally selected at the genome-wide significance threshold (P &lt; 5 × 10⁻⁸) for each exposure; if fewer than 15 independent loci clear that bar for a given exposure, a relaxed cutoff of P &lt; 5 × 10⁻⁶ is applied instead [82,83]. LD clumping (r² = 0.001, window = 10,000) using an ancestry-matched reference panel retains only the lowest-p-value SNP at each locus [49,84], and SNPs with potential pleiotropic effects are flagged and removed via the PhenoScanner database [85]. Instrument strength is checked with the F-statistic (F = β²/SE² &gt; 10) to rule out weak-instrument bias for each exposure individually; this is also the point at which mercury is reassessed: should a future GWAS update supply a genome-wide-significant mercury instrument that clears this bar, mercury is added to the exposure panel using the same protocol as the other four metals, and this addition would be reported as a protocol amendment rather than folded silently into the original analysis. During harmonization (action = 2), palindromic SNPs with intermediate allele frequencies (0.40–0.60) are excluded, along with any SNP whose minor allele frequency falls below 0.01, to keep rare-variant noise out of the estimates [84,86].</w:t>
+        <w:t>Instrument strength is checked for every exposure with the F-statistic (F = β²/SE² &gt; 10), because weak instruments bias two-sample estimates towards the null [82,83]. One rule applies to every exposure: SNPs are selected at genome-wide significance (P &lt; 5 × 10⁻⁸), and when fewer than three independent SNPs reach it, the threshold is relaxed to P &lt; 5 × 10⁻⁶ and the exposure is labelled as using suggestive instruments. Under this rule mercury is analysed rather than excluded, as exploratory; its result is reported separately from the primary analysis. LD clumping (r² = 0.001 within a 10,000 kb window) using an ancestry-matched reference panel retains the lowest-p-value SNP at each locus [49,84], and SNPs associated with likely confounders or with the outcome are flagged and removed using PhenoScanner [85] or, if that service is unavailable, the NHGRI-EBI GWAS Catalog. During harmonization (action = 2), palindromic SNPs with intermediate allele frequencies (0.40–0.60) are excluded, along with any SNP whose minor allele frequency falls below 0.01 [84,86].</w:t>
       </w:r>
     </w:p>
     <w:p>
@@ -974,51 +971,51 @@
         <w:rPr>
           <w:rFonts w:ascii="Calibri" w:eastAsia="Calibri" w:hAnsi="Calibri"/>
         </w:rPr>
-        <w:t>Causal effects are assessed with several complementary MR methods: inverse variance weighted (IVW), simple mode, MR-Egger regression, weighted median, and weighted mode, applied separately to every exposure–outcome pair described above. IVW serves as the primary estimator, combining SNP-specific Wald ratios under the assumption that no pleiotropy is present [87]; when heterogeneity and pleiotropy are genuinely absent, maximum likelihood (ML) produces equivalent point estimates with tighter standard errors [87]. MR-Egger, applied under the Instrument Strength Independent of Direct Effect (InSIDE) assumption, catches directional pleiotropy through its intercept term [88]. Weighted median remains valid even if up to half the instruments turn out to be invalid [89,90], and weighted mode adds robustness against certain InSIDE violations that MR-Egger alone might miss.</w:t>
-      </w:r>
-    </w:p>
-    <w:p>
-      <w:pPr>
-        <w:spacing w:after="160"/>
-      </w:pPr>
-      <w:r>
-        <w:rPr>
-          <w:rFonts w:ascii="Calibri" w:eastAsia="Calibri" w:hAnsi="Calibri"/>
-        </w:rPr>
-        <w:t>Heterogeneity in the IVW estimates is assessed via Cochran's Q, and in MR-Egger via Rucker's Q [91]. The I² statistic quantifies how much of that heterogeneity matters (below 25% counted as low, 25–75% moderate, above 75% high) [92], and the MR-Egger intercept provides a further check for pleiotropy [88].</w:t>
-      </w:r>
-    </w:p>
-    <w:p>
-      <w:pPr>
-        <w:spacing w:after="160"/>
-      </w:pPr>
-      <w:r>
-        <w:rPr>
-          <w:rFonts w:ascii="Calibri" w:eastAsia="Calibri" w:hAnsi="Calibri"/>
-        </w:rPr>
-        <w:t>Several sensitivity analyses back this up. MR-PRESSO flags and removes outlier SNPs showing pleiotropic effects [93]; RadialMR, Cook's distance, and Studentized residuals help identify any variants exerting outsized influence on the estimates [94]; and a leave-one-out analysis checks whether the results hinge on any single SNP [84].</w:t>
-      </w:r>
-    </w:p>
-    <w:p>
-      <w:pPr>
-        <w:spacing w:after="160"/>
-      </w:pPr>
-      <w:r>
-        <w:rPr>
-          <w:rFonts w:ascii="Calibri" w:eastAsia="Calibri" w:hAnsi="Calibri"/>
-        </w:rPr>
-        <w:t>Because IVW is particularly sensitive to pleiotropy, alternative estimators are also run for comparison: MR-RAPS, MR-Lasso, constrained maximum likelihood, contamination mixture models, and mode-based methods [95-97]. The Steiger directionality test confirms which way the causal arrow points for each exposure–outcome pair, a check that matters in particular for body mass index and metabolic syndrome components, where reverse causation (metabolic dysfunction driving weight gain, rather than the reverse) is biologically plausible and needs to be ruled out rather than assumed away [98]. The Mendelian randomization analyses will be reported in accordance with the STROBE-MR guideline [99].</w:t>
-      </w:r>
-    </w:p>
-    <w:p>
-      <w:pPr>
-        <w:spacing w:after="160"/>
-      </w:pPr>
-      <w:r>
-        <w:rPr>
-          <w:rFonts w:ascii="Calibri" w:eastAsia="Calibri" w:hAnsi="Calibri"/>
-        </w:rPr>
-        <w:t>All of this runs in R version 4.3.1, using packages including TwoSampleMR, MendelianRandomization, MR-PRESSO, RadialMR, MRMix, mr.raps, and GMRP, with additional analyses conducted in Stata version 17 via the mrrobust package. Results are reported as odds ratios and beta coefficients with 95% confidence intervals, and associations with p &lt; 0.05 are treated as statistically significant (Fig. 2).</w:t>
+        <w:t>The methods used for each exposure–outcome pair depend on how many SNPs the instrument has, because most robust MR estimators need several. With one SNP, the Wald ratio is the only estimate. With two or more, the inverse variance weighted (IVW) estimator is primary, combining SNP-specific Wald ratios under the assumption that no pleiotropy is present [87]; when heterogeneity and pleiotropy are absent, maximum likelihood produces equivalent point estimates with tighter standard errors [87]. With three or more SNPs, MR-Egger regression, under the Instrument Strength Independent of Direct Effect (InSIDE) assumption, detects directional pleiotropy through its intercept [88], and the weighted median remains valid if up to half the instruments are invalid [89]; the weighted mode adds robustness against certain InSIDE violations [90].</w:t>
+      </w:r>
+    </w:p>
+    <w:p>
+      <w:pPr>
+        <w:spacing w:after="160"/>
+      </w:pPr>
+      <w:r>
+        <w:rPr>
+          <w:rFonts w:ascii="Calibri" w:eastAsia="Calibri" w:hAnsi="Calibri"/>
+        </w:rPr>
+        <w:t>Heterogeneity in the IVW estimates is assessed with Cochran's Q (two or more SNPs) and, for MR-Egger, with Rücker's Q [91]; the I²GX statistic checks the no-measurement-error assumption on which MR-Egger relies [92], and the MR-Egger intercept provides a further check for pleiotropy [88].</w:t>
+      </w:r>
+    </w:p>
+    <w:p>
+      <w:pPr>
+        <w:spacing w:after="160"/>
+      </w:pPr>
+      <w:r>
+        <w:rPr>
+          <w:rFonts w:ascii="Calibri" w:eastAsia="Calibri" w:hAnsi="Calibri"/>
+        </w:rPr>
+        <w:t>With ten or more SNPs, sensitivity analyses back this up: MR-PRESSO flags and removes outlier SNPs [93]; RadialMR, Cook's distance and Studentized residuals identify variants with outsized influence [94]; and a leave-one-out analysis checks whether the result hinges on a single SNP [84]. For exposures with fewer SNPs these methods are undefined or unstable and are not reported.</w:t>
+      </w:r>
+    </w:p>
+    <w:p>
+      <w:pPr>
+        <w:spacing w:after="160"/>
+      </w:pPr>
+      <w:r>
+        <w:rPr>
+          <w:rFonts w:ascii="Calibri" w:eastAsia="Calibri" w:hAnsi="Calibri"/>
+        </w:rPr>
+        <w:t>Where enough SNPs are available, alternative estimators robust to pleiotropy are run for comparison: MR-Lasso [95], constrained maximum likelihood [96], contamination mixture models [97] and the mode-based estimator [90]. The Steiger directionality test confirms which way the causal arrow points for each exposure–outcome pair, which matters in particular for body mass index and the metabolic syndrome components, where reverse causation is biologically plausible [98]. The analyses will be reported in accordance with the STROBE-MR guideline [99].</w:t>
+      </w:r>
+    </w:p>
+    <w:p>
+      <w:pPr>
+        <w:spacing w:after="160"/>
+      </w:pPr>
+      <w:r>
+        <w:rPr>
+          <w:rFonts w:ascii="Calibri" w:eastAsia="Calibri" w:hAnsi="Calibri"/>
+        </w:rPr>
+        <w:t>All of this runs in R version 4.3.1, using packages including TwoSampleMR, MendelianRandomization, MR-PRESSO, RadialMR and MRMix, with additional analyses in Stata version 17 via the mrrobust package. Because every outcome is a continuous component trait, results are reported as beta coefficients (change in the outcome per standard-deviation or unit change in the genetically predicted exposure) with 95% confidence intervals, and associations with p &lt; 0.05 are treated as statistically significant, with the number of exposure–outcome pairs reported alongside so that multiplicity can be judged (Figure 2).</w:t>
       </w:r>
     </w:p>
     <w:p>
@@ -1132,7 +1129,7 @@
                 <w:rFonts w:ascii="Calibri" w:eastAsia="Calibri" w:hAnsi="Calibri"/>
                 <w:sz w:val="19"/>
               </w:rPr>
-              <w:t>Strongest predictor by a wide margin (rank 1 of 33 predictors by both SHAP and permutation importance, all models)</w:t>
+              <w:t>SHAP rank 1 and permutation rank 1 of 32; removing it changed test AUROC by −0.0796. Part of its weight is definitional, because waist circumference defines one MetS component</w:t>
             </w:r>
           </w:p>
         </w:tc>
@@ -1146,7 +1143,123 @@
                 <w:rFonts w:ascii="Calibri" w:eastAsia="Calibri" w:hAnsi="Calibri"/>
                 <w:sz w:val="19"/>
               </w:rPr>
-              <w:t>GIANT consortium meta-analysis, ~700,000 participants [89]</w:t>
+              <w:t>GIANT consortium meta-analyses, ~700,000 participants [78,79]</w:t>
+            </w:r>
+          </w:p>
+        </w:tc>
+        <w:tc>
+          <w:tcPr>
+            <w:tcW w:w="2016" w:type="dxa"/>
+          </w:tcPr>
+          <w:p>
+            <w:r>
+              <w:rPr>
+                <w:rFonts w:ascii="Calibri" w:eastAsia="Calibri" w:hAnsi="Calibri"/>
+                <w:sz w:val="19"/>
+              </w:rPr>
+              <w:t>Primary exposure</w:t>
+            </w:r>
+          </w:p>
+        </w:tc>
+      </w:tr>
+      <w:tr>
+        <w:tc>
+          <w:tcPr>
+            <w:tcW w:w="1584" w:type="dxa"/>
+          </w:tcPr>
+          <w:p>
+            <w:r>
+              <w:rPr>
+                <w:rFonts w:ascii="Calibri" w:eastAsia="Calibri" w:hAnsi="Calibri"/>
+                <w:sz w:val="19"/>
+              </w:rPr>
+              <w:t>Lead</w:t>
+            </w:r>
+          </w:p>
+        </w:tc>
+        <w:tc>
+          <w:tcPr>
+            <w:tcW w:w="2736" w:type="dxa"/>
+          </w:tcPr>
+          <w:p>
+            <w:r>
+              <w:rPr>
+                <w:rFonts w:ascii="Calibri" w:eastAsia="Calibri" w:hAnsi="Calibri"/>
+                <w:sz w:val="19"/>
+              </w:rPr>
+              <w:t>Most consistent metal: permutation rank 11 of 32 (above its permutation SD), ranks 6 to 11 across the four leading models; SHAP rank 18; SHAP contribution falls with concentration</w:t>
+            </w:r>
+          </w:p>
+        </w:tc>
+        <w:tc>
+          <w:tcPr>
+            <w:tcW w:w="3744" w:type="dxa"/>
+          </w:tcPr>
+          <w:p>
+            <w:r>
+              <w:rPr>
+                <w:rFonts w:ascii="Calibri" w:eastAsia="Calibri" w:hAnsi="Calibri"/>
+                <w:sz w:val="19"/>
+              </w:rPr>
+              <w:t>Loci for blood/erythrocyte lead in the toxic-metal and multi-element GWAS [73,74]; strength to be confirmed (F &gt; 10)</w:t>
+            </w:r>
+          </w:p>
+        </w:tc>
+        <w:tc>
+          <w:tcPr>
+            <w:tcW w:w="2016" w:type="dxa"/>
+          </w:tcPr>
+          <w:p>
+            <w:r>
+              <w:rPr>
+                <w:rFonts w:ascii="Calibri" w:eastAsia="Calibri" w:hAnsi="Calibri"/>
+                <w:sz w:val="19"/>
+              </w:rPr>
+              <w:t>Primary exposure</w:t>
+            </w:r>
+          </w:p>
+        </w:tc>
+      </w:tr>
+      <w:tr>
+        <w:tc>
+          <w:tcPr>
+            <w:tcW w:w="1584" w:type="dxa"/>
+          </w:tcPr>
+          <w:p>
+            <w:r>
+              <w:rPr>
+                <w:rFonts w:ascii="Calibri" w:eastAsia="Calibri" w:hAnsi="Calibri"/>
+                <w:sz w:val="19"/>
+              </w:rPr>
+              <w:t>Selenium</w:t>
+            </w:r>
+          </w:p>
+        </w:tc>
+        <w:tc>
+          <w:tcPr>
+            <w:tcW w:w="2736" w:type="dxa"/>
+          </w:tcPr>
+          <w:p>
+            <w:r>
+              <w:rPr>
+                <w:rFonts w:ascii="Calibri" w:eastAsia="Calibri" w:hAnsi="Calibri"/>
+                <w:sz w:val="19"/>
+              </w:rPr>
+              <w:t>Permutation rank 16 (not above its permutation SD), ranks 9 to 16 across models; SHAP rank 16; SHAP contribution rises with concentration</w:t>
+            </w:r>
+          </w:p>
+        </w:tc>
+        <w:tc>
+          <w:tcPr>
+            <w:tcW w:w="3744" w:type="dxa"/>
+          </w:tcPr>
+          <w:p>
+            <w:r>
+              <w:rPr>
+                <w:rFonts w:ascii="Calibri" w:eastAsia="Calibri" w:hAnsi="Calibri"/>
+                <w:sz w:val="19"/>
+              </w:rPr>
+              <w:t>GWAS of blood selenium concentrations, loci at 5q14 and 21q22.3 [76]</w:t>
             </w:r>
           </w:p>
         </w:tc>
@@ -1190,7 +1303,7 @@
                 <w:rFonts w:ascii="Calibri" w:eastAsia="Calibri" w:hAnsi="Calibri"/>
                 <w:sz w:val="19"/>
               </w:rPr>
-              <w:t>Highest of the five metals by SHAP magnitude (rank 10 of 33), but lowest of the five by permutation importance (rank 18 of 33); the two importance methods disagree sharply for this metal</w:t>
+              <w:t>Permutation rank 13 (above its permutation SD), SHAP rank 15; U-shaped SHAP contribution; retained for its strong prior literature</w:t>
             </w:r>
           </w:p>
         </w:tc>
@@ -1204,7 +1317,7 @@
                 <w:rFonts w:ascii="Calibri" w:eastAsia="Calibri" w:hAnsi="Calibri"/>
                 <w:sz w:val="19"/>
               </w:rPr>
-              <w:t>Genome-wide meta-analyses of blood cadmium [93,94]; toxic-metals GWAS [92]</w:t>
+              <w:t>Toxic-metal and multi-element GWAS [73,74]; never-smoker cadmium GWAS [75]</w:t>
             </w:r>
           </w:p>
         </w:tc>
@@ -1218,7 +1331,7 @@
                 <w:rFonts w:ascii="Calibri" w:eastAsia="Calibri" w:hAnsi="Calibri"/>
                 <w:sz w:val="19"/>
               </w:rPr>
-              <w:t>Primary exposure</w:t>
+              <w:t>Secondary exposure</w:t>
             </w:r>
           </w:p>
         </w:tc>
@@ -1234,123 +1347,6 @@
                 <w:rFonts w:ascii="Calibri" w:eastAsia="Calibri" w:hAnsi="Calibri"/>
                 <w:sz w:val="19"/>
               </w:rPr>
-              <w:t>Selenium</w:t>
-            </w:r>
-          </w:p>
-        </w:tc>
-        <w:tc>
-          <w:tcPr>
-            <w:tcW w:w="2736" w:type="dxa"/>
-          </w:tcPr>
-          <w:p>
-            <w:r>
-              <w:rPr>
-                <w:rFonts w:ascii="Calibri" w:eastAsia="Calibri" w:hAnsi="Calibri"/>
-                <w:sz w:val="19"/>
-              </w:rPr>
-              <w:t>Mid-ranked and the most consistent of the five metals across both importance methods (SHAP rank 12 of 33, permutation rank 11 of 33); SHAP-vs-concentration relationship is a flat-then-rising threshold pattern above ~230 µg/L, not the U-shape described in an earlier draft</w:t>
-            </w:r>
-          </w:p>
-        </w:tc>
-        <w:tc>
-          <w:tcPr>
-            <w:tcW w:w="3744" w:type="dxa"/>
-          </w:tcPr>
-          <w:p>
-            <w:r>
-              <w:rPr>
-                <w:rFonts w:ascii="Calibri" w:eastAsia="Calibri" w:hAnsi="Calibri"/>
-                <w:sz w:val="19"/>
-              </w:rPr>
-              <w:t>GWAS of blood selenium concentrations, loci at 5q14 and 21q22.3 [96]</w:t>
-            </w:r>
-          </w:p>
-        </w:tc>
-        <w:tc>
-          <w:tcPr>
-            <w:tcW w:w="2016" w:type="dxa"/>
-          </w:tcPr>
-          <w:p>
-            <w:r>
-              <w:rPr>
-                <w:rFonts w:ascii="Calibri" w:eastAsia="Calibri" w:hAnsi="Calibri"/>
-                <w:sz w:val="19"/>
-              </w:rPr>
-              <w:t>Primary exposure</w:t>
-            </w:r>
-          </w:p>
-        </w:tc>
-      </w:tr>
-      <w:tr>
-        <w:tc>
-          <w:tcPr>
-            <w:tcW w:w="1584" w:type="dxa"/>
-          </w:tcPr>
-          <w:p>
-            <w:r>
-              <w:rPr>
-                <w:rFonts w:ascii="Calibri" w:eastAsia="Calibri" w:hAnsi="Calibri"/>
-                <w:sz w:val="19"/>
-              </w:rPr>
-              <w:t>Lead</w:t>
-            </w:r>
-          </w:p>
-        </w:tc>
-        <w:tc>
-          <w:tcPr>
-            <w:tcW w:w="2736" w:type="dxa"/>
-          </w:tcPr>
-          <w:p>
-            <w:r>
-              <w:rPr>
-                <w:rFonts w:ascii="Calibri" w:eastAsia="Calibri" w:hAnsi="Calibri"/>
-                <w:sz w:val="19"/>
-              </w:rPr>
-              <w:t>Second-highest of the five metals by SHAP (rank 11 of 33) and the only metal of the five in the permutation-importance top 10 (rank 9 of 33); the most consistently important of the five metals in this analysis, reversing an earlier draft's "lower-ranked" characterization; still the most MR-precedented</w:t>
-            </w:r>
-          </w:p>
-        </w:tc>
-        <w:tc>
-          <w:tcPr>
-            <w:tcW w:w="3744" w:type="dxa"/>
-          </w:tcPr>
-          <w:p>
-            <w:r>
-              <w:rPr>
-                <w:rFonts w:ascii="Calibri" w:eastAsia="Calibri" w:hAnsi="Calibri"/>
-                <w:sz w:val="19"/>
-              </w:rPr>
-              <w:t>13-SNP instrument used in prior lead–CVD MR work [95]</w:t>
-            </w:r>
-          </w:p>
-        </w:tc>
-        <w:tc>
-          <w:tcPr>
-            <w:tcW w:w="2016" w:type="dxa"/>
-          </w:tcPr>
-          <w:p>
-            <w:r>
-              <w:rPr>
-                <w:rFonts w:ascii="Calibri" w:eastAsia="Calibri" w:hAnsi="Calibri"/>
-                <w:sz w:val="19"/>
-              </w:rPr>
-              <w:t>Secondary / cautious inclusion</w:t>
-            </w:r>
-          </w:p>
-        </w:tc>
-      </w:tr>
-      <w:tr>
-        <w:tc>
-          <w:tcPr>
-            <w:tcW w:w="1584" w:type="dxa"/>
-          </w:tcPr>
-          <w:p>
-            <w:r>
-              <w:rPr>
-                <w:rFonts w:ascii="Calibri" w:eastAsia="Calibri" w:hAnsi="Calibri"/>
-                <w:sz w:val="19"/>
-              </w:rPr>
-              <w:lastRenderedPageBreak/>
               <w:t>Manganese</w:t>
             </w:r>
           </w:p>
@@ -1365,7 +1361,7 @@
                 <w:rFonts w:ascii="Calibri" w:eastAsia="Calibri" w:hAnsi="Calibri"/>
                 <w:sz w:val="19"/>
               </w:rPr>
-              <w:t>Lowest-ranked of the five metals by SHAP (rank 21 of 33); near-zero by permutation importance as well, with no clear direction in the SHAP-vs-concentration relationship</w:t>
+              <w:t>Permutation rank 17, SHAP rank 23; no consistent SHAP direction</w:t>
             </w:r>
           </w:p>
         </w:tc>
@@ -1379,7 +1375,7 @@
                 <w:rFonts w:ascii="Calibri" w:eastAsia="Calibri" w:hAnsi="Calibri"/>
                 <w:sz w:val="19"/>
               </w:rPr>
-              <w:t>Two genome-wide-significant loci identified (4q24, 1q41) [92,94]</w:t>
+              <w:t>Two genome-wide-significant loci (4q24, 1q41) [73,74]</w:t>
             </w:r>
           </w:p>
         </w:tc>
@@ -1423,7 +1419,7 @@
                 <w:rFonts w:ascii="Calibri" w:eastAsia="Calibri" w:hAnsi="Calibri"/>
                 <w:sz w:val="19"/>
               </w:rPr>
-              <w:t>Mid-ranked and consistent across methods (average daily drinks, ALQ130: SHAP rank 16 of 33, permutation rank 16 of 33)</w:t>
+              <w:t>Drinks per drinking day: SHAP rank 8, permutation rank 6</w:t>
             </w:r>
           </w:p>
         </w:tc>
@@ -1437,7 +1433,7 @@
                 <w:rFonts w:ascii="Calibri" w:eastAsia="Calibri" w:hAnsi="Calibri"/>
                 <w:sz w:val="19"/>
               </w:rPr>
-              <w:t>GSCAN consortium, ~1.2 million participants [90]</w:t>
+              <w:t>GSCAN consortium, ~1.2 million participants [80]</w:t>
             </w:r>
           </w:p>
         </w:tc>
@@ -1481,7 +1477,7 @@
                 <w:rFonts w:ascii="Calibri" w:eastAsia="Calibri" w:hAnsi="Calibri"/>
                 <w:sz w:val="19"/>
               </w:rPr>
-              <w:t>One of the strongest non-metal, non-anthropometric predictors in the model (vigorous recreational activity, PAQ650: SHAP rank 3 of 33, third overall behind only BMI and age; permutation rank 6 of 33); vigorous work and moderate recreational activity rank far lower (SHAP ranks 29 and 18)</w:t>
+              <w:t>Vigorous recreational activity: SHAP rank 3, permutation rank 4; the GWAS measures device-measured overall activity, a different construct</w:t>
             </w:r>
           </w:p>
         </w:tc>
@@ -1495,7 +1491,7 @@
                 <w:rFonts w:ascii="Calibri" w:eastAsia="Calibri" w:hAnsi="Calibri"/>
                 <w:sz w:val="19"/>
               </w:rPr>
-              <w:t>UK Biobank accelerometer-derived GWAS, 14 loci [91]</w:t>
+              <w:t>UK Biobank accelerometer-derived GWAS, 14 loci [81]</w:t>
             </w:r>
           </w:p>
         </w:tc>
@@ -1509,7 +1505,7 @@
                 <w:rFonts w:ascii="Calibri" w:eastAsia="Calibri" w:hAnsi="Calibri"/>
                 <w:sz w:val="19"/>
               </w:rPr>
-              <w:t>Exploratory (weaker instrument)</w:t>
+              <w:t>Exploratory</w:t>
             </w:r>
           </w:p>
         </w:tc>
@@ -1539,7 +1535,7 @@
                 <w:rFonts w:ascii="Calibri" w:eastAsia="Calibri" w:hAnsi="Calibri"/>
                 <w:sz w:val="19"/>
               </w:rPr>
-              <w:t>Fourth of the five metals by SHAP (rank 14 of 33) but at noise level by permutation importance (rank 27 of 33, the lowest of the five metals by that method); no genome-wide-significant instrument exists regardless, so this does not affect the exclusion decision</w:t>
+              <w:t>Permutation rank 15, SHAP rank 19; SHAP contribution falls with concentration</w:t>
             </w:r>
           </w:p>
         </w:tc>
@@ -1553,7 +1549,7 @@
                 <w:rFonts w:ascii="Calibri" w:eastAsia="Calibri" w:hAnsi="Calibri"/>
                 <w:sz w:val="19"/>
               </w:rPr>
-              <w:t>No genome-wide-significant instrument published to date [97]</w:t>
+              <w:t>Suggestive (not genome-wide-significant) loci only [77]; relaxed threshold (section 3.2.3)</w:t>
             </w:r>
           </w:p>
         </w:tc>
@@ -1567,7 +1563,7 @@
                 <w:rFonts w:ascii="Calibri" w:eastAsia="Calibri" w:hAnsi="Calibri"/>
                 <w:sz w:val="19"/>
               </w:rPr>
-              <w:t>Not included — no valid instrument</w:t>
+              <w:t>Exploratory (suggestive instrument)</w:t>
             </w:r>
           </w:p>
         </w:tc>
@@ -1687,7 +1683,7 @@
                 <w:rFonts w:ascii="Calibri" w:eastAsia="Calibri" w:hAnsi="Calibri"/>
                 <w:sz w:val="19"/>
               </w:rPr>
-              <w:t>—</w:t>
+              <w:t>–</w:t>
             </w:r>
           </w:p>
         </w:tc>
@@ -1747,9 +1743,7 @@
                 <w:rFonts w:ascii="Calibri" w:eastAsia="Calibri" w:hAnsi="Calibri"/>
                 <w:sz w:val="19"/>
               </w:rPr>
-              <w:t>2. Complete data on all 5 MetS components</w:t>
-              <w:br/>
-              <w:t>(waist, blood pressure, HDL, triglycerides, glucose)</w:t>
+              <w:t>2. Not pregnant</w:t>
             </w:r>
           </w:p>
         </w:tc>
@@ -1763,7 +1757,7 @@
                 <w:rFonts w:ascii="Calibri" w:eastAsia="Calibri" w:hAnsi="Calibri"/>
                 <w:sz w:val="19"/>
               </w:rPr>
-              <w:t>13,337</w:t>
+              <w:t>34,398</w:t>
             </w:r>
           </w:p>
         </w:tc>
@@ -1777,7 +1771,7 @@
                 <w:rFonts w:ascii="Calibri" w:eastAsia="Calibri" w:hAnsi="Calibri"/>
                 <w:sz w:val="19"/>
               </w:rPr>
-              <w:t>21,433 (missing ≥1 MetS component)</w:t>
+              <w:t>372 (pregnant)</w:t>
             </w:r>
           </w:p>
         </w:tc>
@@ -1793,7 +1787,7 @@
                 <w:rFonts w:ascii="Calibri" w:eastAsia="Calibri" w:hAnsi="Calibri"/>
                 <w:sz w:val="19"/>
               </w:rPr>
-              <w:t>3. At least 1 of 5 blood metals measured</w:t>
+              <w:t>3. Complete data on all 5 MetS components (waist, blood pressure, HDL, triglycerides, glucose)</w:t>
             </w:r>
           </w:p>
         </w:tc>
@@ -1807,7 +1801,7 @@
                 <w:rFonts w:ascii="Calibri" w:eastAsia="Calibri" w:hAnsi="Calibri"/>
                 <w:sz w:val="19"/>
               </w:rPr>
-              <w:t>11,144</w:t>
+              <w:t>13,745</w:t>
             </w:r>
           </w:p>
         </w:tc>
@@ -1821,7 +1815,7 @@
                 <w:rFonts w:ascii="Calibri" w:eastAsia="Calibri" w:hAnsi="Calibri"/>
                 <w:sz w:val="19"/>
               </w:rPr>
-              <w:t>2,193 (no metals measured)</w:t>
+              <w:t>20,653 (missing ≥ 1 MetS component)</w:t>
             </w:r>
           </w:p>
         </w:tc>
@@ -1837,7 +1831,7 @@
                 <w:rFonts w:ascii="Calibri" w:eastAsia="Calibri" w:hAnsi="Calibri"/>
                 <w:sz w:val="19"/>
               </w:rPr>
-              <w:t>4. Final analytic cohort (MetS status computed)</w:t>
+              <w:t>4. Met the fasting criterion (8 to 24 h)</w:t>
             </w:r>
           </w:p>
         </w:tc>
@@ -1851,7 +1845,95 @@
                 <w:rFonts w:ascii="Calibri" w:eastAsia="Calibri" w:hAnsi="Calibri"/>
                 <w:sz w:val="19"/>
               </w:rPr>
-              <w:t>11,144</w:t>
+              <w:t>13,050</w:t>
+            </w:r>
+          </w:p>
+        </w:tc>
+        <w:tc>
+          <w:tcPr>
+            <w:tcW w:w="3600" w:type="dxa"/>
+          </w:tcPr>
+          <w:p>
+            <w:r>
+              <w:rPr>
+                <w:rFonts w:ascii="Calibri" w:eastAsia="Calibri" w:hAnsi="Calibri"/>
+                <w:sz w:val="19"/>
+              </w:rPr>
+              <w:t>695 (not fasted)</w:t>
+            </w:r>
+          </w:p>
+        </w:tc>
+      </w:tr>
+      <w:tr>
+        <w:tc>
+          <w:tcPr>
+            <w:tcW w:w="4896" w:type="dxa"/>
+          </w:tcPr>
+          <w:p>
+            <w:r>
+              <w:rPr>
+                <w:rFonts w:ascii="Calibri" w:eastAsia="Calibri" w:hAnsi="Calibri"/>
+                <w:sz w:val="19"/>
+              </w:rPr>
+              <w:t>5. At least 1 of 5 blood metals measured</w:t>
+            </w:r>
+          </w:p>
+        </w:tc>
+        <w:tc>
+          <w:tcPr>
+            <w:tcW w:w="1584" w:type="dxa"/>
+          </w:tcPr>
+          <w:p>
+            <w:r>
+              <w:rPr>
+                <w:rFonts w:ascii="Calibri" w:eastAsia="Calibri" w:hAnsi="Calibri"/>
+                <w:sz w:val="19"/>
+              </w:rPr>
+              <w:t>10,879</w:t>
+            </w:r>
+          </w:p>
+        </w:tc>
+        <w:tc>
+          <w:tcPr>
+            <w:tcW w:w="3600" w:type="dxa"/>
+          </w:tcPr>
+          <w:p>
+            <w:r>
+              <w:rPr>
+                <w:rFonts w:ascii="Calibri" w:eastAsia="Calibri" w:hAnsi="Calibri"/>
+                <w:sz w:val="19"/>
+              </w:rPr>
+              <w:t>2,171 (no metals measured)</w:t>
+            </w:r>
+          </w:p>
+        </w:tc>
+      </w:tr>
+      <w:tr>
+        <w:tc>
+          <w:tcPr>
+            <w:tcW w:w="4896" w:type="dxa"/>
+          </w:tcPr>
+          <w:p>
+            <w:r>
+              <w:rPr>
+                <w:rFonts w:ascii="Calibri" w:eastAsia="Calibri" w:hAnsi="Calibri"/>
+                <w:sz w:val="19"/>
+              </w:rPr>
+              <w:t>6. Final analytic cohort (MetS status computed)</w:t>
+            </w:r>
+          </w:p>
+        </w:tc>
+        <w:tc>
+          <w:tcPr>
+            <w:tcW w:w="1584" w:type="dxa"/>
+          </w:tcPr>
+          <w:p>
+            <w:r>
+              <w:rPr>
+                <w:rFonts w:ascii="Calibri" w:eastAsia="Calibri" w:hAnsi="Calibri"/>
+                <w:sz w:val="19"/>
+              </w:rPr>
+              <w:t>10,879</w:t>
             </w:r>
           </w:p>
         </w:tc>
@@ -1971,7 +2053,7 @@
                 <w:rFonts w:ascii="Calibri" w:eastAsia="Calibri" w:hAnsi="Calibri"/>
                 <w:sz w:val="19"/>
               </w:rPr>
-              <w:t>Blood cadmium, selenium (primary); lead (secondary, cautious inclusion); manganese, alcohol consumption, physical activity (exploratory); body mass index (primary, non-metal)</w:t>
+              <w:t>Blood lead, selenium and body mass index (primary); cadmium (secondary); manganese, mercury (suggestive instruments), alcohol consumption, physical activity (exploratory)</w:t>
             </w:r>
           </w:p>
         </w:tc>
@@ -1985,7 +2067,7 @@
                 <w:rFonts w:ascii="Calibri" w:eastAsia="Calibri" w:hAnsi="Calibri"/>
                 <w:sz w:val="19"/>
               </w:rPr>
-              <w:t>Metabolic syndrome components: waist circumference, triglycerides, HDL-C, blood pressure, fasting glucose (GLGC / MAGIC / ICBP / GIANT, as applicable per component)</w:t>
+              <w:t>Metabolic syndrome components, analysed separately: waist circumference, triglycerides, HDL-C, blood pressure, fasting glucose (GIANT / GLGC / MAGIC / ICBP, as applicable)</w:t>
             </w:r>
           </w:p>
         </w:tc>
@@ -2061,18 +2143,18 @@
         <w:rPr>
           <w:rFonts w:ascii="Calibri" w:eastAsia="Calibri" w:hAnsi="Calibri"/>
         </w:rPr>
-        <w:t>H3: Blood metals, considered jointly, will emerge as meaningful contributors to MetS risk when assessed alongside conventional demographic, anthropometric, and lifestyle variables, though the five metals are not expected to contribute equally, and at least one is expected to rank below several non-metal covariates.</w:t>
-      </w:r>
-    </w:p>
-    <w:p>
-      <w:pPr>
-        <w:spacing w:after="160"/>
-      </w:pPr>
-      <w:r>
-        <w:rPr>
-          <w:rFonts w:ascii="Calibri" w:eastAsia="Calibri" w:hAnsi="Calibri"/>
-        </w:rPr>
-        <w:t>H4: SHAP and permutation-importance analysis will identify body mass index and age as the dominant predictors of MetS in this cohort, with the blood metals contributing smaller but non-negligible signal overall: lead showing the most consistent ranking of the five metals across independently trained models, and cadmium showing the largest disagreement between SHAP and permutation-based importance.</w:t>
+        <w:t>H3: The five blood metals, considered jointly, will add discrimination beyond demographic, anthropometric and lifestyle variables (tested by research question Q3).</w:t>
+      </w:r>
+    </w:p>
+    <w:p>
+      <w:pPr>
+        <w:spacing w:after="160"/>
+      </w:pPr>
+      <w:r>
+        <w:rPr>
+          <w:rFonts w:ascii="Calibri" w:eastAsia="Calibri" w:hAnsi="Calibri"/>
+        </w:rPr>
+        <w:t>H4: The relative importance of the individual metals will differ between importance methods and between algorithms, so only metals whose importance is consistent across both will be prioritized for the MR phase.</w:t>
       </w:r>
     </w:p>
     <w:p>
@@ -2169,51 +2251,51 @@
         <w:rPr>
           <w:rFonts w:ascii="Calibri" w:eastAsia="Calibri" w:hAnsi="Calibri"/>
         </w:rPr>
-        <w:t>H5: Publicly available GWAS datasets will yield specific SNPs associated with blood cadmium, selenium, and lead levels, and with body mass index, that qualify as valid instrumental variables; instruments for manganese, alcohol consumption, and physical activity will be weaker or more provisional, and no qualifying instrument currently exists for mercury.</w:t>
-      </w:r>
-    </w:p>
-    <w:p>
-      <w:pPr>
-        <w:spacing w:after="160"/>
-      </w:pPr>
-      <w:r>
-        <w:rPr>
-          <w:rFonts w:ascii="Calibri" w:eastAsia="Calibri" w:hAnsi="Calibri"/>
-        </w:rPr>
-        <w:t>H6: The genetic variants linked to the primary exposures (cadmium, selenium, body mass index) will show sufficient instrument strength (F-statistic &gt; 10) to support reliable causal inference; the lead instrument, reused from prior lead–cardiovascular disease MR work and included on a secondary, cautious basis, is also expected to clear this threshold given its established precedent, while instrument strength for the exploratory exposures (manganese, alcohol consumption, physical activity) is expected to be more variable.</w:t>
-      </w:r>
-    </w:p>
-    <w:p>
-      <w:pPr>
-        <w:spacing w:after="160"/>
-      </w:pPr>
-      <w:r>
-        <w:rPr>
-          <w:rFonts w:ascii="Calibri" w:eastAsia="Calibri" w:hAnsi="Calibri"/>
-        </w:rPr>
-        <w:t>H7: Meaningful heterogeneity and potential pleiotropy will be present across the SNP instruments, but robust MR methods (MR-Egger, weighted median, MR-PRESSO) should mitigate the resulting bias.</w:t>
-      </w:r>
-    </w:p>
-    <w:p>
-      <w:pPr>
-        <w:spacing w:after="160"/>
-      </w:pPr>
-      <w:r>
-        <w:rPr>
-          <w:rFonts w:ascii="Calibri" w:eastAsia="Calibri" w:hAnsi="Calibri"/>
-        </w:rPr>
-        <w:t>H8: Elevated cadmium and selenium exposure will be associated with higher risk of MetS overall and of individual components such as elevated blood pressure, impaired fasting glucose, and dyslipidemia; the association for lead is expected to be at least as strong and consistent, in keeping with its being the most consistently ranked of the five metals in the machine-learning phase, though its MR estimate is interpreted more cautiously here because it relies on a genetic instrument reused from prior lead–cardiovascular disease research rather than a metal-specific discovery GWAS.</w:t>
-      </w:r>
-    </w:p>
-    <w:p>
-      <w:pPr>
-        <w:spacing w:after="160"/>
-      </w:pPr>
-      <w:r>
-        <w:rPr>
-          <w:rFonts w:ascii="Calibri" w:eastAsia="Calibri" w:hAnsi="Calibri"/>
-        </w:rPr>
-        <w:t>H9: Exposures ranked highest by the machine-learning phase (body mass index in particular) will show the strongest and most consistent causal estimates in the MR phase, while an exposure with a weak association-model signal but a strong genetic instrument, such as manganese, will help distinguish a genuinely non-causal association from one the modeling phase simply under-detected.</w:t>
+        <w:t>H5: Publicly available GWAS will yield valid instruments (F &gt; 10) for blood lead, selenium and body mass index; instruments for cadmium, manganese, alcohol consumption and physical activity may be fewer or weaker, and mercury has suggestive loci only.</w:t>
+      </w:r>
+    </w:p>
+    <w:p>
+      <w:pPr>
+        <w:spacing w:after="160"/>
+      </w:pPr>
+      <w:r>
+        <w:rPr>
+          <w:rFonts w:ascii="Calibri" w:eastAsia="Calibri" w:hAnsi="Calibri"/>
+        </w:rPr>
+        <w:t>H6: The instruments for the primary exposures (lead, selenium, body mass index) will show sufficient strength (F &gt; 10) for reliable causal inference, while instrument strength for the secondary and exploratory exposures is expected to vary.</w:t>
+      </w:r>
+    </w:p>
+    <w:p>
+      <w:pPr>
+        <w:spacing w:after="160"/>
+      </w:pPr>
+      <w:r>
+        <w:rPr>
+          <w:rFonts w:ascii="Calibri" w:eastAsia="Calibri" w:hAnsi="Calibri"/>
+        </w:rPr>
+        <w:t>H7: Where an exposure has enough SNPs, heterogeneity and pleiotropy will be detectable and robust methods (weighted median and MR-Egger with three or more SNPs, MR-PRESSO with ten or more) will be used to limit the resulting bias; with fewer SNPs only Wald-ratio or IVW estimates will be interpreted, cautiously.</w:t>
+      </w:r>
+    </w:p>
+    <w:p>
+      <w:pPr>
+        <w:spacing w:after="160"/>
+      </w:pPr>
+      <w:r>
+        <w:rPr>
+          <w:rFonts w:ascii="Calibri" w:eastAsia="Calibri" w:hAnsi="Calibri"/>
+        </w:rPr>
+        <w:t>H8: Genetically predicted blood selenium and lead will be associated with one or more MetS components (blood pressure, fasting glucose, triglycerides, HDL-C). The effect of lead is tested two-sided, because the machine-learning phase showed an inverse cross-sectional association that may reflect confounding; cadmium is tested as a secondary exposure.</w:t>
+      </w:r>
+    </w:p>
+    <w:p>
+      <w:pPr>
+        <w:spacing w:after="160"/>
+      </w:pPr>
+      <w:r>
+        <w:rPr>
+          <w:rFonts w:ascii="Calibri" w:eastAsia="Calibri" w:hAnsi="Calibri"/>
+        </w:rPr>
+        <w:t>H9: Exposures ranked highest by the machine-learning phase (body mass index in particular) will show the strongest and most consistent causal estimates, while any exposure with a weak machine-learning signal but an adequate instrument will help distinguish a genuinely non-causal association from one the modeling phase under-detected.</w:t>
       </w:r>
     </w:p>
     <w:p>
@@ -2238,7 +2320,7 @@
         <w:rPr>
           <w:rFonts w:ascii="Calibri" w:eastAsia="Calibri" w:hAnsi="Calibri"/>
         </w:rPr>
-        <w:t>Q5: How many genome-wide significant SNPs qualify as valid instruments for each candidate exposure (cadmium, selenium, lead, manganese, body mass index, alcohol consumption, physical activity)?</w:t>
+        <w:t>Q5: How many SNPs qualify as valid instruments for each candidate exposure (lead, selenium, body mass index, cadmium, manganese, mercury, alcohol consumption, physical activity), and at which threshold?</w:t>
       </w:r>
     </w:p>
     <w:p>
@@ -2271,30 +2353,29 @@
         <w:rPr>
           <w:rFonts w:ascii="Calibri" w:eastAsia="Calibri" w:hAnsi="Calibri"/>
         </w:rPr>
-        <w:lastRenderedPageBreak/>
-        <w:t>Q8: Do the MR-Egger intercept and MR-PRESSO tests show evidence of directional pleiotropy influencing any of the exposure–outcome associations?</w:t>
-      </w:r>
-    </w:p>
-    <w:p>
-      <w:pPr>
-        <w:spacing w:after="160"/>
-      </w:pPr>
-      <w:r>
-        <w:rPr>
-          <w:rFonts w:ascii="Calibri" w:eastAsia="Calibri" w:hAnsi="Calibri"/>
-        </w:rPr>
-        <w:t>Q9: Does the MR analysis support a causal association between any of the candidate blood-metal exposures and MetS risk, and if so, does the ranking of causal effect sizes across metals resemble the ranking produced by the machine-learning phase?</w:t>
-      </w:r>
-    </w:p>
-    <w:p>
-      <w:pPr>
-        <w:spacing w:after="160"/>
-      </w:pPr>
-      <w:r>
-        <w:rPr>
-          <w:rFonts w:ascii="Calibri" w:eastAsia="Calibri" w:hAnsi="Calibri"/>
-        </w:rPr>
-        <w:t>Q10: For exposures excluded from the primary analysis due to instrument limitations (mercury) or included only as exploratory (manganese, alcohol consumption, physical activity), does subsequent evidence (either an updated GWAS or the sensitivity analyses in section 3.2.4) change their classification?</w:t>
+        <w:t>Q8: For exposures with enough SNPs, do the MR-Egger intercept and MR-PRESSO tests show evidence of directional pleiotropy in any exposure–outcome association?</w:t>
+      </w:r>
+    </w:p>
+    <w:p>
+      <w:pPr>
+        <w:spacing w:after="160"/>
+      </w:pPr>
+      <w:r>
+        <w:rPr>
+          <w:rFonts w:ascii="Calibri" w:eastAsia="Calibri" w:hAnsi="Calibri"/>
+        </w:rPr>
+        <w:t>Q9: Does the MR analysis support a causal effect of any blood-metal exposure on the MetS components, and if so, does the ranking of causal effect sizes across metals resemble the ranking produced by the machine-learning phase?</w:t>
+      </w:r>
+    </w:p>
+    <w:p>
+      <w:pPr>
+        <w:spacing w:after="160"/>
+      </w:pPr>
+      <w:r>
+        <w:rPr>
+          <w:rFonts w:ascii="Calibri" w:eastAsia="Calibri" w:hAnsi="Calibri"/>
+        </w:rPr>
+        <w:t>Q10: For exposures analysed with suggestive instruments (mercury) or as exploratory (manganese, alcohol consumption, physical activity), does subsequent evidence (an updated GWAS or the sensitivity analyses in section 3.2.4) change their classification?</w:t>
       </w:r>
     </w:p>
     <w:p>

--- a/02_Proposal/Research_Proposal.docx
+++ b/02_Proposal/Research_Proposal.docx
@@ -122,7 +122,7 @@
         <w:rPr>
           <w:rFonts w:ascii="Calibri" w:eastAsia="Calibri" w:hAnsi="Calibri"/>
         </w:rPr>
-        <w:t>Blood lead is associated with MetS throughout more than one biological pathway. As lead levels increase MetS risk increases and its individual components (blood pressure, triglycerides, fasting glucose and HDL cholesterol) all go in the predicted way. A notable data point comes from the Korea National Health and Nutrition Examination Survey where doubling blood lead alone was related with a more than 1.5-fold increase in probabilities of MetS [27]. Lead also interferes with lipid metabolism and causes insulin resistance, the two pathways that are thought to be most directly responsible for MetS, and increased lead has been independently associated with increased triglycerides and fasting glucose and decreased HDL [28,29]. There is also a cardiovascular aspect: oxidative stress generated by lead seems to aggravate circulatory dysfunction and older patients with MetS seem more susceptible to autonomic issues with continuous exposure [5,30]. Thyroid function may also play a role, as thyroid-stimulating hormone has been identified as a potential mediator between lead exposure and MetS [31].</w:t>
+        <w:t>Blood lead is associated with MetS throughout more than one biological pathway. In several studies higher blood lead has gone with higher MetS risk and with adverse levels of its individual components (blood pressure, triglycerides, fasting glucose and HDL cholesterol). A notable data point comes from the Korea National Health and Nutrition Examination Survey where doubling blood lead alone was related with a more than 1.5-fold increase in probabilities of MetS [27]. Experimental work suggests that lead also interferes with lipid metabolism and promotes insulin resistance, the two pathways that are thought to be most directly responsible for MetS, and increased lead has been independently associated with increased triglycerides and fasting glucose and decreased HDL [28,29]. There is also a cardiovascular aspect: oxidative stress generated by lead seems to aggravate circulatory dysfunction and older patients with MetS seem more susceptible to autonomic issues with continuous exposure [5,30]. Thyroid function may also play a role, as thyroid-stimulating hormone has been identified as a potential mediator between lead exposure and MetS [31].</w:t>
       </w:r>
     </w:p>
     <w:p>
@@ -219,7 +219,7 @@
         <w:rPr>
           <w:rFonts w:ascii="Calibri" w:eastAsia="Calibri" w:hAnsi="Calibri"/>
         </w:rPr>
-        <w:t>Taken together, the literature points to a plausible but unsettled role for blood metals (lead the best documented among them, alongside cadmium, mercury, selenium, and manganese) in the development of metabolic syndrome. Untangling which of these associations reflect real biology, and which reflect confounding by diet, smoking, or socioeconomic circumstance, will take more than another single-metal cross-sectional study. This proposal takes a two-step approach to that problem. First, machine learning ranks all five metals, alongside a broad panel of demographic, anthropometric, and lifestyle covariates, by how much each actually contributes to MetS risk once the others are accounted for, rather than assuming in advance which one matters most. Second, Mendelian Randomization takes whichever exposures come out of that ranking with a defensible genetic instrument (the metals, and any non-metal factor the modeling flags as comparably important, such as body mass index) and tests whether their contribution reflects a genuine causal effect or just confounding.</w:t>
+        <w:t>Taken together, the literature points to a plausible but unsettled role for blood metals (lead, cadmium, mercury, selenium and manganese, with evidence of differing strength and consistency for each) in the development of metabolic syndrome. Untangling which of these associations reflect real biology, and which reflect confounding by diet, smoking, or socioeconomic circumstance, will take more than another single-metal cross-sectional study. This proposal takes a two-step approach to that problem. First, machine learning ranks all five metals, alongside a broad panel of demographic, anthropometric, and lifestyle covariates, by how much each contributes to predicting MetS alongside the others, rather than assuming in advance which one matters most; this is a predictive ranking, not a causal one. Second, Mendelian Randomization takes whichever exposures come out of that ranking with a defensible genetic instrument (the metals, and any non-metal factor the modeling flags as comparably important, such as body mass index) and tests whether their contribution reflects a genuine causal effect or just confounding.</w:t>
       </w:r>
     </w:p>
     <w:p>
@@ -731,7 +731,7 @@
         <w:rPr>
           <w:rFonts w:ascii="Calibri" w:eastAsia="Calibri" w:hAnsi="Calibri"/>
         </w:rPr>
-        <w:t>The cleaned NHANES cohort is split 80/20 into training and hold-out test sets, stratified on MetS status, to check out-of-sample performance; the test set is set aside immediately after cleaning and is not touched again until final evaluation. Eleven algorithms are trained: logistic regression, decision tree, random forest, gradient boosting, LightGBM, XGBoost, CatBoost, support vector machine, Gaussian Naive Bayes, multilayer perceptron, and k-nearest neighbors, each predicting the binary, medication-adjusted MetS label from the panel of metal, demographic, anthropometric, and lifestyle predictors described above, never from the biomarkers or medication-use variables that define MetS itself. Hyperparameters for each algorithm are tuned over a small grid (at most 12 configurations, searched exhaustively) under stratified 10-fold cross-validation on the training partition only, scored on ROC AUC. Class imbalance (46.69% MetS prevalence under the harmonized outcome definition) is handled with SMOTENC rather than plain SMOTE, because the feature matrix mixes continuous measurements with one-hot and binary categorical variables; SMOTENC generates synthetic continuous values by interpolation as SMOTE would, but assigns categorical values by majority vote among nearest neighbors instead of interpolating them, which avoids manufacturing fractional, non-existent category values (e.g., a synthetic "sex" of 0.4) that plain SMOTE would otherwise produce on a mixed feature space. SMOTENC is refit fresh inside every cross-validation fold and inside the final training fit, never applied once to the whole dataset beforehand, so that synthetic minority-class samples are always generated from training data alone. Each continuous predictor with missing values also carries a missing-value indicator (see section 3.1.3) alongside its median-imputed value. The decision threshold used for each model's sensitivity/specificity trade-off is chosen from out-of-fold predictions on the training partition via the Youden index, not from the test set, keeping every step that could leak test-set information out of the process that produces the final, once-touched evaluation. Running eleven algorithms (from simple and fully interpretable through complex ensembles) and testing all of them on the same untouched 20% of subjects means the resulting AUC, calibration, and error metrics reflect genuine generalization rather than an artifact of any one algorithm's fit to this particular sample.</w:t>
+        <w:t>The cleaned NHANES cohort is split 80/20 into training and hold-out test sets, stratified on MetS status, to check out-of-sample performance; the test set is set aside immediately after cleaning and is not touched again until final evaluation. Eleven algorithms are trained: logistic regression, decision tree, random forest, gradient boosting, LightGBM, XGBoost, CatBoost, support vector machine, Gaussian Naive Bayes, multilayer perceptron, and k-nearest neighbors, each predicting the binary, medication-adjusted MetS label from the panel of metal, demographic, anthropometric, and lifestyle predictors described above, never from the biomarkers or medication-use variables that define MetS itself. Hyperparameters for each algorithm are tuned over a small grid (at most 12 configurations, searched exhaustively) under stratified 10-fold cross-validation on the training partition only, scored on ROC AUC. Class imbalance (46.69% MetS prevalence under the harmonized outcome definition) is handled with SMOTENC rather than plain SMOTE, because the feature matrix mixes continuous measurements with one-hot and binary categorical variables; SMOTENC generates synthetic continuous values by interpolation as SMOTE would, but assigns categorical values by majority vote among nearest neighbors instead of interpolating them, which avoids manufacturing fractional, non-existent category values (e.g., a synthetic "sex" of 0.4) that plain SMOTE would otherwise produce on a mixed feature space. SMOTENC is refit fresh inside every cross-validation fold and inside the final training fit, never applied once to the whole dataset beforehand, so that synthetic minority-class samples are always generated from training data alone. Each continuous predictor with missing values also carries a missing-value indicator (see section 3.1.3) alongside its median-imputed value. The decision threshold used for each model's sensitivity/specificity trade-off is chosen from out-of-fold predictions on the training partition via the Youden index, not from the test set, keeping every step that could leak test-set information out of the process that produces the final, once-touched evaluation. Running eleven algorithms (from simple and fully interpretable through complex ensembles) and testing all of them on the same untouched 20% of subjects gives a fair internal comparison on participants none of the models was trained on. Because the leading model is the one with the highest test-set AUROC, its estimate is slightly optimistic, and external validation in an independent cohort remains outstanding.</w:t>
       </w:r>
     </w:p>
     <w:p>
@@ -816,7 +816,7 @@
         <w:rPr>
           <w:rFonts w:ascii="Calibri" w:eastAsia="Calibri" w:hAnsi="Calibri"/>
         </w:rPr>
-        <w:t>Exposures are chosen by two criteria applied jointly. The first is the machine-learning evidence (section 3.1.7). In the final run on the 10,879-participant cohort, body mass index and age dominated the ranking; the five metals sat in the middle and lower part of it, and removing all five changed test-set discrimination by −0.0001 AUROC units (DeLong p = 0.951). The metal evidence, from strongest to weakest by mean rank across the four leading models, was: lead (permutation rank 11 of 32 in CatBoost, above its permutation standard deviation; 6 to 11 across the four leading models); selenium (permutation rank 16 of 32 in CatBoost, within its permutation standard deviation; 9 to 16 across the four leading models); cadmium (permutation rank 13 of 32 in CatBoost, above its permutation standard deviation; 13 to 16 across the four leading models); mercury (permutation rank 15 of 32 in CatBoost, within its permutation standard deviation; 15 to 30 across the four leading models); manganese (permutation rank 17 of 32 in CatBoost, within its permutation standard deviation; 17 to 32 across the four leading models). Lead, the most stable metal across models, and selenium, the next most stable, are the primary metal exposures. Cadmium is secondary: its signal was distinguishable from noise in CatBoost but less stable across models, and it has the strongest prior literature and a published never-smoker instrument. The second criterion is a usable genetic instrument under the rule in section 3.2.3, applied identically to every exposure. An associational ranking and a causal test answer different questions: a factor can be predictive without being causal, or causal without being the strongest predictor in observational data, so exposures with a weaker ML signal but a usable instrument are retained as exploratory. Table 1 lists the candidate exposures against the evidence for each.</w:t>
+        <w:t>Exposures are chosen by two criteria applied jointly. The first is the machine-learning evidence (section 3.1.7). In the final run on the 10,879-participant cohort, body mass index and age dominated the ranking; the five metals sat in the middle and lower part of it, and removing all five changed test-set discrimination by −0.0001 AUROC units (DeLong p = 0.951). The metal evidence, from strongest to weakest by mean rank across the four leading models, was: lead (permutation rank 11 of 32 in CatBoost, above its permutation standard deviation; 6 to 11 across the four leading models); selenium (permutation rank 16 of 32 in CatBoost, within its permutation standard deviation; 9 to 16 across the four leading models); cadmium (permutation rank 13 of 32 in CatBoost, above its permutation standard deviation; 13 to 16 across the four leading models); mercury (permutation rank 15 of 32 in CatBoost, within its permutation standard deviation; 15 to 30 across the four leading models); manganese (permutation rank 17 of 32 in CatBoost, within its permutation standard deviation; 17 to 32 across the four leading models). Lead is the primary metal exposure: it ranked highest on average across the four models and its permutation signal in CatBoost exceeded the run-to-run noise. Selenium and cadmium are co-secondary, because neither clearly outranks the other: selenium ranked higher on average across models but its signal in CatBoost was within noise, whereas cadmium's signal in CatBoost exceeded the noise and its rank varied least across models but sat lower on average; cadmium also has the strongest prior literature and a published never-smoker instrument. The second criterion is a usable genetic instrument under the rule in section 3.2.3, applied identically to every exposure. An associational ranking and a causal test answer different questions: a factor can be predictive without being causal, or causal without being the strongest predictor in observational data, so exposures with a weaker ML signal but a usable instrument are retained as exploratory. Table 1 lists the candidate exposures against the evidence for each.</w:t>
       </w:r>
     </w:p>
     <w:p>
@@ -1004,18 +1004,18 @@
         <w:rPr>
           <w:rFonts w:ascii="Calibri" w:eastAsia="Calibri" w:hAnsi="Calibri"/>
         </w:rPr>
-        <w:t>Where enough SNPs are available, alternative estimators robust to pleiotropy are run for comparison: MR-Lasso [95], constrained maximum likelihood [96], contamination mixture models [97] and the mode-based estimator [90]. The Steiger directionality test confirms which way the causal arrow points for each exposure–outcome pair, which matters in particular for body mass index and the metabolic syndrome components, where reverse causation is biologically plausible [98]. The analyses will be reported in accordance with the STROBE-MR guideline [99].</w:t>
-      </w:r>
-    </w:p>
-    <w:p>
-      <w:pPr>
-        <w:spacing w:after="160"/>
-      </w:pPr>
-      <w:r>
-        <w:rPr>
-          <w:rFonts w:ascii="Calibri" w:eastAsia="Calibri" w:hAnsi="Calibri"/>
-        </w:rPr>
-        <w:t>All of this runs in R version 4.3.1, using packages including TwoSampleMR, MendelianRandomization, MR-PRESSO, RadialMR and MRMix, with additional analyses in Stata version 17 via the mrrobust package. Because every outcome is a continuous component trait, results are reported as beta coefficients (change in the outcome per standard-deviation or unit change in the genetically predicted exposure) with 95% confidence intervals, and associations with p &lt; 0.05 are treated as statistically significant, with the number of exposure–outcome pairs reported alongside so that multiplicity can be judged (Figure 2).</w:t>
+        <w:t>Where enough SNPs are available, alternative estimators robust to pleiotropy are run for comparison: MR-Lasso [95], constrained maximum likelihood [96], contamination mixture models [97] and the mode-based estimator [90]. The Steiger directionality test checks whether the assumed direction, from exposure to outcome, is better supported than the reverse for each exposure–outcome pair, which matters in particular for body mass index and the metabolic syndrome components, where reverse causation is biologically plausible [98]. The analyses will be reported in accordance with the STROBE-MR guideline [99].</w:t>
+      </w:r>
+    </w:p>
+    <w:p>
+      <w:pPr>
+        <w:spacing w:after="160"/>
+      </w:pPr>
+      <w:r>
+        <w:rPr>
+          <w:rFonts w:ascii="Calibri" w:eastAsia="Calibri" w:hAnsi="Calibri"/>
+        </w:rPr>
+        <w:t>All of this runs in R version 4.3.1, using packages including TwoSampleMR, MendelianRandomization, MR-PRESSO, RadialMR and MRMix, with additional analyses in Stata version 17 via the mrrobust package. Because every outcome is a continuous component trait, results are reported as beta coefficients (change in the outcome per standard-deviation or unit change in the genetically predicted exposure) with 95% confidence intervals, and associations are judged against a Benjamini-Hochberg false discovery rate of 5% across all exposure–outcome pairs tested, with unadjusted p-values and the number of pairs also reported (Figure 2).</w:t>
       </w:r>
     </w:p>
     <w:p>
@@ -1245,7 +1245,7 @@
                 <w:rFonts w:ascii="Calibri" w:eastAsia="Calibri" w:hAnsi="Calibri"/>
                 <w:sz w:val="19"/>
               </w:rPr>
-              <w:t>Permutation rank 16 (not above its permutation SD), ranks 9 to 16 across models; SHAP rank 16; SHAP contribution rises with concentration</w:t>
+              <w:t>Permutation rank 16 (not above its permutation SD), ranks 9 to 16 across models; SHAP rank 16; SHAP contribution flat except in the highest bin</w:t>
             </w:r>
           </w:p>
         </w:tc>
@@ -1273,7 +1273,7 @@
                 <w:rFonts w:ascii="Calibri" w:eastAsia="Calibri" w:hAnsi="Calibri"/>
                 <w:sz w:val="19"/>
               </w:rPr>
-              <w:t>Primary exposure</w:t>
+              <w:t>Secondary exposure</w:t>
             </w:r>
           </w:p>
         </w:tc>
@@ -2053,7 +2053,7 @@
                 <w:rFonts w:ascii="Calibri" w:eastAsia="Calibri" w:hAnsi="Calibri"/>
                 <w:sz w:val="19"/>
               </w:rPr>
-              <w:t>Blood lead, selenium and body mass index (primary); cadmium (secondary); manganese, mercury (suggestive instruments), alcohol consumption, physical activity (exploratory)</w:t>
+              <w:t>Blood lead and body mass index (primary); selenium and cadmium (secondary); manganese, mercury (suggestive instruments), alcohol consumption, physical activity (exploratory)</w:t>
             </w:r>
           </w:p>
         </w:tc>
@@ -2251,18 +2251,18 @@
         <w:rPr>
           <w:rFonts w:ascii="Calibri" w:eastAsia="Calibri" w:hAnsi="Calibri"/>
         </w:rPr>
-        <w:t>H5: Publicly available GWAS will yield valid instruments (F &gt; 10) for blood lead, selenium and body mass index; instruments for cadmium, manganese, alcohol consumption and physical activity may be fewer or weaker, and mercury has suggestive loci only.</w:t>
-      </w:r>
-    </w:p>
-    <w:p>
-      <w:pPr>
-        <w:spacing w:after="160"/>
-      </w:pPr>
-      <w:r>
-        <w:rPr>
-          <w:rFonts w:ascii="Calibri" w:eastAsia="Calibri" w:hAnsi="Calibri"/>
-        </w:rPr>
-        <w:t>H6: The instruments for the primary exposures (lead, selenium, body mass index) will show sufficient strength (F &gt; 10) for reliable causal inference, while instrument strength for the secondary and exploratory exposures is expected to vary.</w:t>
+        <w:t>H5: Publicly available GWAS will yield valid instruments (F &gt; 10) for blood lead, selenium, cadmium and body mass index; instruments for manganese, alcohol consumption and physical activity may be fewer or weaker, and mercury has suggestive loci only.</w:t>
+      </w:r>
+    </w:p>
+    <w:p>
+      <w:pPr>
+        <w:spacing w:after="160"/>
+      </w:pPr>
+      <w:r>
+        <w:rPr>
+          <w:rFonts w:ascii="Calibri" w:eastAsia="Calibri" w:hAnsi="Calibri"/>
+        </w:rPr>
+        <w:t>H6: The instruments for the primary exposures (lead, body mass index) will show sufficient strength (F &gt; 10) for reliable causal inference, while instrument strength for the secondary and exploratory exposures is expected to vary.</w:t>
       </w:r>
     </w:p>
     <w:p>
@@ -2284,7 +2284,7 @@
         <w:rPr>
           <w:rFonts w:ascii="Calibri" w:eastAsia="Calibri" w:hAnsi="Calibri"/>
         </w:rPr>
-        <w:t>H8: Genetically predicted blood selenium and lead will be associated with one or more MetS components (blood pressure, fasting glucose, triglycerides, HDL-C). The effect of lead is tested two-sided, because the machine-learning phase showed an inverse cross-sectional association that may reflect confounding; cadmium is tested as a secondary exposure.</w:t>
+        <w:t>H8: Genetically predicted blood lead will be associated with one or more MetS components (blood pressure, fasting glucose, triglycerides, HDL-C). The effect of lead is tested two-sided, because the machine-learning phase showed an inverse cross-sectional association that may reflect confounding; selenium and cadmium are tested as secondary exposures.</w:t>
       </w:r>
     </w:p>
     <w:p>
